--- a/rapports/2026-06-06/EQ22/EQ22_sup_v2/DR_124101000012/91-89-20-54.docx
+++ b/rapports/2026-06-06/EQ22/EQ22_sup_v2/DR_124101000012/91-89-20-54.docx
@@ -297,7 +297,7 @@
           <w:color w:val="1F6FEB"/>
           <w:sz w:val="22"/>
         </w:rPr>
-        <w:t>⚠ INCOHÉRENCES À CORRIGER (100)</w:t>
+        <w:t>⚠ INCOHÉRENCES À CORRIGER (93)</w:t>
       </w:r>
     </w:p>
     <w:tbl>
@@ -994,7 +994,7 @@
                 <w:color w:val="16A34A"/>
                 <w:sz w:val="16"/>
               </w:rPr>
-              <w:t>—</w:t>
+              <w:t>s00q10, s01q35, s01q36, s01q37, s02q04, s02q15, s01q00b, s02q17_code</w:t>
             </w:r>
           </w:p>
         </w:tc>
@@ -1025,7 +1025,7 @@
                 <w:i w:val="0"/>
                 <w:sz w:val="17"/>
               </w:rPr>
-              <w:t>Incohérence!!! seulement les écoles privées paient les frais de scolarité (y compris les frais d'inscription).</w:t>
+              <w:t>Avertissement!!! L'âge (21 ans) de ALY NDOA avec son niveau d'étude (3ème année Secondaire 1 (Moyen) Général) semble incoherent, veuillez confirmer cette information avec le QG ou corriger l'incohérence.</w:t>
             </w:r>
           </w:p>
         </w:tc>
@@ -1084,7 +1084,7 @@
                 <w:color w:val="16A34A"/>
                 <w:sz w:val="16"/>
               </w:rPr>
-              <w:t>—</w:t>
+              <w:t>s01q32, s01q36, s01q38, s04q37_modif, s02q33, s02q34, s01q00b</w:t>
             </w:r>
           </w:p>
         </w:tc>
@@ -1115,7 +1115,7 @@
                 <w:i w:val="0"/>
                 <w:sz w:val="17"/>
               </w:rPr>
-              <w:t>Incohérence ! ADJIA SEUYE  KA frequente actuellement 2ème année de Secondaire 1 (Moyen) Général mais dit avoir reçu une bourse de 4500 FCFA.</w:t>
+              <w:t>Peu probable!!! Vu l'âge (21 ans) de ALY NDOA ou l'année à laquelle ALY NDOA a fréquenté l'école pour la dernière fois (.) le dernier diplome de ALY NDOA ne peut être le Certificat d'études primaires (CEP), prière de corriger cette incohérence ou confirmer avec le QG.</w:t>
             </w:r>
           </w:p>
         </w:tc>
@@ -1174,7 +1174,7 @@
                 <w:color w:val="16A34A"/>
                 <w:sz w:val="16"/>
               </w:rPr>
-              <w:t>s01q32, s01q36, s01q38, s04q37_modif, s02q33, s02q34, s01q00b</w:t>
+              <w:t>—</w:t>
             </w:r>
           </w:p>
         </w:tc>
@@ -1205,7 +1205,7 @@
                 <w:i w:val="0"/>
                 <w:sz w:val="17"/>
               </w:rPr>
-              <w:t>Peu probable!!! Vu l'âge (18 ans) de OUMY SARR ou l'année à laquelle OUMY SARR a fréquenté l'école pour la dernière fois (.) le dernier diplome de OUMY SARR ne peut être le Certificat d'études primaires (CEP), prière de corriger cette incohérence ou confirmer avec le QG.</w:t>
+              <w:t>Incohérence ! ADJIA SEUYE  KA frequente actuellement 2ème année de Secondaire 1 (Moyen) Général mais dit avoir reçu une bourse de 4500 FCFA.</w:t>
             </w:r>
           </w:p>
         </w:tc>
@@ -1264,7 +1264,7 @@
                 <w:color w:val="16A34A"/>
                 <w:sz w:val="16"/>
               </w:rPr>
-              <w:t>s00q10, s01q35, s01q36, s01q37, s02q04, s02q15, s01q00b, s02q17_code</w:t>
+              <w:t>s01q32, s01q36, s01q38, s04q37_modif, s02q33, s02q34, s01q00b</w:t>
             </w:r>
           </w:p>
         </w:tc>
@@ -1295,7 +1295,7 @@
                 <w:i w:val="0"/>
                 <w:sz w:val="17"/>
               </w:rPr>
-              <w:t>Avertissement!!! L'âge (21 ans) de ALY NDOA avec son niveau d'étude (3ème année Secondaire 1 (Moyen) Général) semble incoherent, veuillez confirmer cette information avec le QG ou corriger l'incohérence.</w:t>
+              <w:t>Peu probable!!! Vu l'âge (18 ans) de OUMY SARR ou l'année à laquelle OUMY SARR a fréquenté l'école pour la dernière fois (.) le dernier diplome de OUMY SARR ne peut être le Certificat d'études primaires (CEP), prière de corriger cette incohérence ou confirmer avec le QG.</w:t>
             </w:r>
           </w:p>
         </w:tc>
@@ -1328,6 +1328,1266 @@
                 <w:i w:val="0"/>
                 <w:sz w:val="16"/>
               </w:rPr>
+              <w:t>S03</w:t>
+              <w:br/>
+            </w:r>
+            <w:r>
+              <w:rPr>
+                <w:b w:val="0"/>
+                <w:i w:val="0"/>
+                <w:color w:val="64748B"/>
+                <w:sz w:val="14"/>
+              </w:rPr>
+              <w:t>Santé</w:t>
+            </w:r>
+          </w:p>
+        </w:tc>
+        <w:tc>
+          <w:tcPr>
+            <w:tcW w:type="dxa" w:w="1531"/>
+          </w:tcPr>
+          <w:p>
+            <w:r>
+              <w:rPr>
+                <w:b/>
+                <w:i w:val="0"/>
+                <w:color w:val="16A34A"/>
+                <w:sz w:val="16"/>
+              </w:rPr>
+              <w:t>—</w:t>
+            </w:r>
+          </w:p>
+        </w:tc>
+        <w:tc>
+          <w:tcPr>
+            <w:tcW w:type="dxa" w:w="1191"/>
+          </w:tcPr>
+          <w:p>
+            <w:r>
+              <w:rPr>
+                <w:b w:val="0"/>
+                <w:i w:val="0"/>
+                <w:color w:val="64748B"/>
+                <w:sz w:val="16"/>
+              </w:rPr>
+              <w:t>GT-CQ</w:t>
+            </w:r>
+          </w:p>
+        </w:tc>
+        <w:tc>
+          <w:tcPr>
+            <w:tcW w:type="dxa" w:w="4706"/>
+          </w:tcPr>
+          <w:p>
+            <w:r>
+              <w:rPr>
+                <w:b w:val="0"/>
+                <w:i w:val="0"/>
+                <w:sz w:val="17"/>
+              </w:rPr>
+              <w:t>Incohérent !!! KHADIATOU KA s'est consulté la première fois pour cette maladie (Problème d'estomac (ulcère, cancer, etc.</w:t>
+            </w:r>
+          </w:p>
+        </w:tc>
+      </w:tr>
+      <w:tr>
+        <w:tc>
+          <w:tcPr>
+            <w:tcW w:type="dxa" w:w="964"/>
+          </w:tcPr>
+          <w:p>
+            <w:r>
+              <w:rPr>
+                <w:b/>
+                <w:i w:val="0"/>
+                <w:color w:val="DC2626"/>
+                <w:sz w:val="16"/>
+              </w:rPr>
+              <w:t>Haute</w:t>
+            </w:r>
+          </w:p>
+        </w:tc>
+        <w:tc>
+          <w:tcPr>
+            <w:tcW w:type="dxa" w:w="1247"/>
+          </w:tcPr>
+          <w:p>
+            <w:r>
+              <w:rPr>
+                <w:b/>
+                <w:i w:val="0"/>
+                <w:sz w:val="16"/>
+              </w:rPr>
+              <w:t>S03</w:t>
+              <w:br/>
+            </w:r>
+            <w:r>
+              <w:rPr>
+                <w:b w:val="0"/>
+                <w:i w:val="0"/>
+                <w:color w:val="64748B"/>
+                <w:sz w:val="14"/>
+              </w:rPr>
+              <w:t>Santé</w:t>
+            </w:r>
+          </w:p>
+        </w:tc>
+        <w:tc>
+          <w:tcPr>
+            <w:tcW w:type="dxa" w:w="1531"/>
+          </w:tcPr>
+          <w:p>
+            <w:r>
+              <w:rPr>
+                <w:b/>
+                <w:i w:val="0"/>
+                <w:color w:val="16A34A"/>
+                <w:sz w:val="16"/>
+              </w:rPr>
+              <w:t>—</w:t>
+            </w:r>
+          </w:p>
+        </w:tc>
+        <w:tc>
+          <w:tcPr>
+            <w:tcW w:type="dxa" w:w="1191"/>
+          </w:tcPr>
+          <w:p>
+            <w:r>
+              <w:rPr>
+                <w:b w:val="0"/>
+                <w:i w:val="0"/>
+                <w:color w:val="64748B"/>
+                <w:sz w:val="16"/>
+              </w:rPr>
+              <w:t>GT-CQ</w:t>
+            </w:r>
+          </w:p>
+        </w:tc>
+        <w:tc>
+          <w:tcPr>
+            <w:tcW w:type="dxa" w:w="4706"/>
+          </w:tcPr>
+          <w:p>
+            <w:r>
+              <w:rPr>
+                <w:b w:val="0"/>
+                <w:i w:val="0"/>
+                <w:sz w:val="17"/>
+              </w:rPr>
+              <w:t>Prière de verifier cette incohérence auprès de l'enquêté ou confirmer.</w:t>
+            </w:r>
+          </w:p>
+        </w:tc>
+      </w:tr>
+      <w:tr>
+        <w:tc>
+          <w:tcPr>
+            <w:tcW w:type="dxa" w:w="964"/>
+          </w:tcPr>
+          <w:p>
+            <w:r>
+              <w:rPr>
+                <w:b/>
+                <w:i w:val="0"/>
+                <w:color w:val="DC2626"/>
+                <w:sz w:val="16"/>
+              </w:rPr>
+              <w:t>Haute</w:t>
+            </w:r>
+          </w:p>
+        </w:tc>
+        <w:tc>
+          <w:tcPr>
+            <w:tcW w:type="dxa" w:w="1247"/>
+          </w:tcPr>
+          <w:p>
+            <w:r>
+              <w:rPr>
+                <w:b/>
+                <w:i w:val="0"/>
+                <w:sz w:val="16"/>
+              </w:rPr>
+              <w:t>S07</w:t>
+              <w:br/>
+            </w:r>
+            <w:r>
+              <w:rPr>
+                <w:b w:val="0"/>
+                <w:i w:val="0"/>
+                <w:color w:val="64748B"/>
+                <w:sz w:val="14"/>
+              </w:rPr>
+              <w:t>Consommation alimentaire</w:t>
+            </w:r>
+          </w:p>
+        </w:tc>
+        <w:tc>
+          <w:tcPr>
+            <w:tcW w:type="dxa" w:w="1531"/>
+          </w:tcPr>
+          <w:p>
+            <w:r>
+              <w:rPr>
+                <w:b/>
+                <w:i w:val="0"/>
+                <w:color w:val="16A34A"/>
+                <w:sz w:val="16"/>
+              </w:rPr>
+              <w:t>s00q27, s01q03a, s01q03b, s01q03c, s02q04, s03q14, s04q15, s04q16</w:t>
+            </w:r>
+          </w:p>
+        </w:tc>
+        <w:tc>
+          <w:tcPr>
+            <w:tcW w:type="dxa" w:w="1191"/>
+          </w:tcPr>
+          <w:p>
+            <w:r>
+              <w:rPr>
+                <w:b w:val="0"/>
+                <w:i w:val="0"/>
+                <w:color w:val="64748B"/>
+                <w:sz w:val="16"/>
+              </w:rPr>
+              <w:t>GT-CQ</w:t>
+            </w:r>
+          </w:p>
+        </w:tc>
+        <w:tc>
+          <w:tcPr>
+            <w:tcW w:type="dxa" w:w="4706"/>
+          </w:tcPr>
+          <w:p>
+            <w:r>
+              <w:rPr>
+                <w:b w:val="0"/>
+                <w:i w:val="0"/>
+                <w:sz w:val="17"/>
+              </w:rPr>
+              <w:t>Incohérence!! Dans ce ménage, chaque individus consomme par jour 5.576704 Kg  de cereale; Prière de vérifier les quantités prises des produits cérealiers (de Riz local Gambiaka à Autres semoules de céréales) auprès du ménage ou confirmer avec le QG.</w:t>
+            </w:r>
+          </w:p>
+        </w:tc>
+      </w:tr>
+      <w:tr>
+        <w:tc>
+          <w:tcPr>
+            <w:tcW w:type="dxa" w:w="964"/>
+          </w:tcPr>
+          <w:p>
+            <w:r>
+              <w:rPr>
+                <w:b/>
+                <w:i w:val="0"/>
+                <w:color w:val="DC2626"/>
+                <w:sz w:val="16"/>
+              </w:rPr>
+              <w:t>Haute</w:t>
+            </w:r>
+          </w:p>
+        </w:tc>
+        <w:tc>
+          <w:tcPr>
+            <w:tcW w:type="dxa" w:w="1247"/>
+          </w:tcPr>
+          <w:p>
+            <w:r>
+              <w:rPr>
+                <w:b/>
+                <w:i w:val="0"/>
+                <w:sz w:val="16"/>
+              </w:rPr>
+              <w:t>S16</w:t>
+              <w:br/>
+            </w:r>
+            <w:r>
+              <w:rPr>
+                <w:b w:val="0"/>
+                <w:i w:val="0"/>
+                <w:color w:val="64748B"/>
+                <w:sz w:val="14"/>
+              </w:rPr>
+              <w:t>Agriculture</w:t>
+            </w:r>
+          </w:p>
+        </w:tc>
+        <w:tc>
+          <w:tcPr>
+            <w:tcW w:type="dxa" w:w="1531"/>
+          </w:tcPr>
+          <w:p>
+            <w:r>
+              <w:rPr>
+                <w:b/>
+                <w:i w:val="0"/>
+                <w:color w:val="16A34A"/>
+                <w:sz w:val="16"/>
+              </w:rPr>
+              <w:t>s16dq05a, s16dq05c</w:t>
+            </w:r>
+          </w:p>
+        </w:tc>
+        <w:tc>
+          <w:tcPr>
+            <w:tcW w:type="dxa" w:w="1191"/>
+          </w:tcPr>
+          <w:p>
+            <w:r>
+              <w:rPr>
+                <w:b w:val="0"/>
+                <w:i w:val="0"/>
+                <w:color w:val="64748B"/>
+                <w:sz w:val="16"/>
+              </w:rPr>
+              <w:t>GT-CQ</w:t>
+            </w:r>
+          </w:p>
+        </w:tc>
+        <w:tc>
+          <w:tcPr>
+            <w:tcW w:type="dxa" w:w="4706"/>
+          </w:tcPr>
+          <w:p>
+            <w:r>
+              <w:rPr>
+                <w:b w:val="0"/>
+                <w:i w:val="0"/>
+                <w:sz w:val="17"/>
+              </w:rPr>
+              <w:t>La quantité de s16dq05a estimée en Kg est incohérente avec la prise dans la question s16dq05c, prière de bien estimer et mettre la valeur exacte.</w:t>
+            </w:r>
+          </w:p>
+        </w:tc>
+      </w:tr>
+      <w:tr>
+        <w:tc>
+          <w:tcPr>
+            <w:tcW w:type="dxa" w:w="964"/>
+          </w:tcPr>
+          <w:p>
+            <w:r>
+              <w:rPr>
+                <w:b/>
+                <w:i w:val="0"/>
+                <w:color w:val="DC2626"/>
+                <w:sz w:val="16"/>
+              </w:rPr>
+              <w:t>Haute</w:t>
+            </w:r>
+          </w:p>
+        </w:tc>
+        <w:tc>
+          <w:tcPr>
+            <w:tcW w:type="dxa" w:w="1247"/>
+          </w:tcPr>
+          <w:p>
+            <w:r>
+              <w:rPr>
+                <w:b/>
+                <w:i w:val="0"/>
+                <w:sz w:val="16"/>
+              </w:rPr>
+              <w:t>S16</w:t>
+              <w:br/>
+            </w:r>
+            <w:r>
+              <w:rPr>
+                <w:b w:val="0"/>
+                <w:i w:val="0"/>
+                <w:color w:val="64748B"/>
+                <w:sz w:val="14"/>
+              </w:rPr>
+              <w:t>Agriculture</w:t>
+            </w:r>
+          </w:p>
+        </w:tc>
+        <w:tc>
+          <w:tcPr>
+            <w:tcW w:type="dxa" w:w="1531"/>
+          </w:tcPr>
+          <w:p>
+            <w:r>
+              <w:rPr>
+                <w:b/>
+                <w:i w:val="0"/>
+                <w:color w:val="16A34A"/>
+                <w:sz w:val="16"/>
+              </w:rPr>
+              <w:t>s00q07a, s00q08, s00q10, s00q13_0, s00q15_0, s00q17_0, s00q23a, s00q23b</w:t>
+            </w:r>
+          </w:p>
+        </w:tc>
+        <w:tc>
+          <w:tcPr>
+            <w:tcW w:type="dxa" w:w="1191"/>
+          </w:tcPr>
+          <w:p>
+            <w:r>
+              <w:rPr>
+                <w:b w:val="0"/>
+                <w:i w:val="0"/>
+                <w:color w:val="64748B"/>
+                <w:sz w:val="16"/>
+              </w:rPr>
+              <w:t>GT-CQ</w:t>
+            </w:r>
+          </w:p>
+        </w:tc>
+        <w:tc>
+          <w:tcPr>
+            <w:tcW w:type="dxa" w:w="4706"/>
+          </w:tcPr>
+          <w:p>
+            <w:r>
+              <w:rPr>
+                <w:b w:val="0"/>
+                <w:i w:val="0"/>
+                <w:sz w:val="17"/>
+              </w:rPr>
+              <w:t>La somme des quantités consommées (300 kg), des quantités offertes (300 kg),  des quantités vendus (0 kg) et des quantités en stock (500 kg) depasse la quantité totale (2 kg) que le ménage a eu après la recolte de Mil , prière de corriger cette incoherence.</w:t>
+            </w:r>
+          </w:p>
+        </w:tc>
+      </w:tr>
+      <w:tr>
+        <w:tc>
+          <w:tcPr>
+            <w:tcW w:type="dxa" w:w="964"/>
+          </w:tcPr>
+          <w:p>
+            <w:r>
+              <w:rPr>
+                <w:b/>
+                <w:i w:val="0"/>
+                <w:color w:val="DC2626"/>
+                <w:sz w:val="16"/>
+              </w:rPr>
+              <w:t>Haute</w:t>
+            </w:r>
+          </w:p>
+        </w:tc>
+        <w:tc>
+          <w:tcPr>
+            <w:tcW w:type="dxa" w:w="1247"/>
+          </w:tcPr>
+          <w:p>
+            <w:r>
+              <w:rPr>
+                <w:b/>
+                <w:i w:val="0"/>
+                <w:sz w:val="16"/>
+              </w:rPr>
+              <w:t>S19</w:t>
+              <w:br/>
+            </w:r>
+            <w:r>
+              <w:rPr>
+                <w:b w:val="0"/>
+                <w:i w:val="0"/>
+                <w:color w:val="64748B"/>
+                <w:sz w:val="14"/>
+              </w:rPr>
+              <w:t>Entreprises non agricoles</w:t>
+            </w:r>
+          </w:p>
+        </w:tc>
+        <w:tc>
+          <w:tcPr>
+            <w:tcW w:type="dxa" w:w="1531"/>
+          </w:tcPr>
+          <w:p>
+            <w:r>
+              <w:rPr>
+                <w:b/>
+                <w:i w:val="0"/>
+                <w:color w:val="16A34A"/>
+                <w:sz w:val="16"/>
+              </w:rPr>
+              <w:t>s01q02, s02q01__1, s02q02__1, s02q03__1, s02q15, s03q17, s04q28, s04q35d</w:t>
+            </w:r>
+          </w:p>
+        </w:tc>
+        <w:tc>
+          <w:tcPr>
+            <w:tcW w:type="dxa" w:w="1191"/>
+          </w:tcPr>
+          <w:p>
+            <w:r>
+              <w:rPr>
+                <w:b w:val="0"/>
+                <w:i w:val="0"/>
+                <w:color w:val="64748B"/>
+                <w:sz w:val="16"/>
+              </w:rPr>
+              <w:t>GT-CQ</w:t>
+            </w:r>
+          </w:p>
+        </w:tc>
+        <w:tc>
+          <w:tcPr>
+            <w:tcW w:type="dxa" w:w="4706"/>
+          </w:tcPr>
+          <w:p>
+            <w:r>
+              <w:rPr>
+                <w:b w:val="0"/>
+                <w:i w:val="0"/>
+                <w:sz w:val="17"/>
+              </w:rPr>
+              <w:t>Incohérence!! Le prix de revente de Houe/daba/hilaire dans cette section 19 ne doit pas être égal 0 même si le ménage l'a reçu en cadeau prière de leurs aider à faire une estimation.</w:t>
+            </w:r>
+          </w:p>
+        </w:tc>
+      </w:tr>
+      <w:tr>
+        <w:tc>
+          <w:tcPr>
+            <w:tcW w:type="dxa" w:w="964"/>
+          </w:tcPr>
+          <w:p>
+            <w:r>
+              <w:rPr>
+                <w:b/>
+                <w:i w:val="0"/>
+                <w:color w:val="DC2626"/>
+                <w:sz w:val="16"/>
+              </w:rPr>
+              <w:t>Haute</w:t>
+            </w:r>
+          </w:p>
+        </w:tc>
+        <w:tc>
+          <w:tcPr>
+            <w:tcW w:type="dxa" w:w="1247"/>
+          </w:tcPr>
+          <w:p>
+            <w:r>
+              <w:rPr>
+                <w:b/>
+                <w:i w:val="0"/>
+                <w:sz w:val="16"/>
+              </w:rPr>
+              <w:t>S19</w:t>
+              <w:br/>
+            </w:r>
+            <w:r>
+              <w:rPr>
+                <w:b w:val="0"/>
+                <w:i w:val="0"/>
+                <w:color w:val="64748B"/>
+                <w:sz w:val="14"/>
+              </w:rPr>
+              <w:t>Entreprises non agricoles</w:t>
+            </w:r>
+          </w:p>
+        </w:tc>
+        <w:tc>
+          <w:tcPr>
+            <w:tcW w:type="dxa" w:w="1531"/>
+          </w:tcPr>
+          <w:p>
+            <w:r>
+              <w:rPr>
+                <w:b/>
+                <w:i w:val="0"/>
+                <w:color w:val="16A34A"/>
+                <w:sz w:val="16"/>
+              </w:rPr>
+              <w:t>s01q02, s02q01__1, s02q02__1, s02q03__1, s02q15, s03q17, s04q28, s04q35d</w:t>
+            </w:r>
+          </w:p>
+        </w:tc>
+        <w:tc>
+          <w:tcPr>
+            <w:tcW w:type="dxa" w:w="1191"/>
+          </w:tcPr>
+          <w:p>
+            <w:r>
+              <w:rPr>
+                <w:b w:val="0"/>
+                <w:i w:val="0"/>
+                <w:color w:val="64748B"/>
+                <w:sz w:val="16"/>
+              </w:rPr>
+              <w:t>GT-CQ</w:t>
+            </w:r>
+          </w:p>
+        </w:tc>
+        <w:tc>
+          <w:tcPr>
+            <w:tcW w:type="dxa" w:w="4706"/>
+          </w:tcPr>
+          <w:p>
+            <w:r>
+              <w:rPr>
+                <w:b w:val="0"/>
+                <w:i w:val="0"/>
+                <w:sz w:val="17"/>
+              </w:rPr>
+              <w:t>Incohérence!! Le prix de revente de Machette dans cette section 19 ne doit pas être égal 0 même si le ménage l'a reçu en cadeau prière de leurs aider à faire une estimation.</w:t>
+            </w:r>
+          </w:p>
+        </w:tc>
+      </w:tr>
+      <w:tr>
+        <w:tc>
+          <w:tcPr>
+            <w:tcW w:type="dxa" w:w="964"/>
+          </w:tcPr>
+          <w:p>
+            <w:r>
+              <w:rPr>
+                <w:b/>
+                <w:i w:val="0"/>
+                <w:color w:val="DC2626"/>
+                <w:sz w:val="16"/>
+              </w:rPr>
+              <w:t>Haute</w:t>
+            </w:r>
+          </w:p>
+        </w:tc>
+        <w:tc>
+          <w:tcPr>
+            <w:tcW w:type="dxa" w:w="1247"/>
+          </w:tcPr>
+          <w:p>
+            <w:r>
+              <w:rPr>
+                <w:b/>
+                <w:i w:val="0"/>
+                <w:sz w:val="16"/>
+              </w:rPr>
+              <w:t>S20</w:t>
+              <w:br/>
+            </w:r>
+            <w:r>
+              <w:rPr>
+                <w:b w:val="0"/>
+                <w:i w:val="0"/>
+                <w:color w:val="64748B"/>
+                <w:sz w:val="14"/>
+              </w:rPr>
+              <w:t>Gouvernance / autres</w:t>
+            </w:r>
+          </w:p>
+        </w:tc>
+        <w:tc>
+          <w:tcPr>
+            <w:tcW w:type="dxa" w:w="1531"/>
+          </w:tcPr>
+          <w:p>
+            <w:r>
+              <w:rPr>
+                <w:b/>
+                <w:i w:val="0"/>
+                <w:color w:val="16A34A"/>
+                <w:sz w:val="16"/>
+              </w:rPr>
+              <w:t>—</w:t>
+            </w:r>
+          </w:p>
+        </w:tc>
+        <w:tc>
+          <w:tcPr>
+            <w:tcW w:type="dxa" w:w="1191"/>
+          </w:tcPr>
+          <w:p>
+            <w:r>
+              <w:rPr>
+                <w:b w:val="0"/>
+                <w:i w:val="0"/>
+                <w:color w:val="64748B"/>
+                <w:sz w:val="16"/>
+              </w:rPr>
+              <w:t>GT-CQ</w:t>
+            </w:r>
+          </w:p>
+        </w:tc>
+        <w:tc>
+          <w:tcPr>
+            <w:tcW w:type="dxa" w:w="4706"/>
+          </w:tcPr>
+          <w:p>
+            <w:r>
+              <w:rPr>
+                <w:b w:val="0"/>
+                <w:i w:val="0"/>
+                <w:sz w:val="17"/>
+              </w:rPr>
+              <w:t>Incohérence détectée ! Le ménage a précédemment déclaré vivre « Bien » ou « Assez bien » selon son revenu en 20A.02.</w:t>
+            </w:r>
+          </w:p>
+        </w:tc>
+      </w:tr>
+      <w:tr>
+        <w:tc>
+          <w:tcPr>
+            <w:tcW w:type="dxa" w:w="964"/>
+          </w:tcPr>
+          <w:p>
+            <w:r>
+              <w:rPr>
+                <w:b/>
+                <w:i w:val="0"/>
+                <w:color w:val="EA580C"/>
+                <w:sz w:val="16"/>
+              </w:rPr>
+              <w:t>Moyenne</w:t>
+            </w:r>
+          </w:p>
+        </w:tc>
+        <w:tc>
+          <w:tcPr>
+            <w:tcW w:type="dxa" w:w="1247"/>
+          </w:tcPr>
+          <w:p>
+            <w:r>
+              <w:rPr>
+                <w:b/>
+                <w:i w:val="0"/>
+                <w:sz w:val="16"/>
+              </w:rPr>
+              <w:t>S00</w:t>
+              <w:br/>
+            </w:r>
+            <w:r>
+              <w:rPr>
+                <w:b w:val="0"/>
+                <w:i w:val="0"/>
+                <w:color w:val="64748B"/>
+                <w:sz w:val="14"/>
+              </w:rPr>
+              <w:t>Identification</w:t>
+            </w:r>
+          </w:p>
+        </w:tc>
+        <w:tc>
+          <w:tcPr>
+            <w:tcW w:type="dxa" w:w="1531"/>
+          </w:tcPr>
+          <w:p>
+            <w:r>
+              <w:rPr>
+                <w:b/>
+                <w:i w:val="0"/>
+                <w:color w:val="16A34A"/>
+                <w:sz w:val="16"/>
+              </w:rPr>
+              <w:t>s00q27</w:t>
+            </w:r>
+          </w:p>
+        </w:tc>
+        <w:tc>
+          <w:tcPr>
+            <w:tcW w:type="dxa" w:w="1191"/>
+          </w:tcPr>
+          <w:p>
+            <w:r>
+              <w:rPr>
+                <w:b w:val="0"/>
+                <w:i w:val="0"/>
+                <w:color w:val="64748B"/>
+                <w:sz w:val="16"/>
+              </w:rPr>
+              <w:t>GT-CQ</w:t>
+            </w:r>
+          </w:p>
+        </w:tc>
+        <w:tc>
+          <w:tcPr>
+            <w:tcW w:type="dxa" w:w="4706"/>
+          </w:tcPr>
+          <w:p>
+            <w:r>
+              <w:rPr>
+                <w:b w:val="0"/>
+                <w:i w:val="0"/>
+                <w:sz w:val="17"/>
+              </w:rPr>
+              <w:t>Vous avez declaré que le questionnaire est complètement fini mais le questionnaire est en statut partiel, prière de mettre le questionnaire en statut complet s'il est fini.</w:t>
+            </w:r>
+          </w:p>
+        </w:tc>
+      </w:tr>
+      <w:tr>
+        <w:tc>
+          <w:tcPr>
+            <w:tcW w:type="dxa" w:w="964"/>
+          </w:tcPr>
+          <w:p>
+            <w:r>
+              <w:rPr>
+                <w:b/>
+                <w:i w:val="0"/>
+                <w:color w:val="EA580C"/>
+                <w:sz w:val="16"/>
+              </w:rPr>
+              <w:t>Moyenne</w:t>
+            </w:r>
+          </w:p>
+        </w:tc>
+        <w:tc>
+          <w:tcPr>
+            <w:tcW w:type="dxa" w:w="1247"/>
+          </w:tcPr>
+          <w:p>
+            <w:r>
+              <w:rPr>
+                <w:b/>
+                <w:i w:val="0"/>
+                <w:sz w:val="16"/>
+              </w:rPr>
+              <w:t>S00</w:t>
+              <w:br/>
+            </w:r>
+            <w:r>
+              <w:rPr>
+                <w:b w:val="0"/>
+                <w:i w:val="0"/>
+                <w:color w:val="64748B"/>
+                <w:sz w:val="14"/>
+              </w:rPr>
+              <w:t>Identification</w:t>
+            </w:r>
+          </w:p>
+        </w:tc>
+        <w:tc>
+          <w:tcPr>
+            <w:tcW w:type="dxa" w:w="1531"/>
+          </w:tcPr>
+          <w:p>
+            <w:r>
+              <w:rPr>
+                <w:b/>
+                <w:i w:val="0"/>
+                <w:color w:val="16A34A"/>
+                <w:sz w:val="16"/>
+              </w:rPr>
+              <w:t>—</w:t>
+            </w:r>
+          </w:p>
+        </w:tc>
+        <w:tc>
+          <w:tcPr>
+            <w:tcW w:type="dxa" w:w="1191"/>
+          </w:tcPr>
+          <w:p>
+            <w:r>
+              <w:rPr>
+                <w:b w:val="0"/>
+                <w:i w:val="0"/>
+                <w:color w:val="64748B"/>
+                <w:sz w:val="16"/>
+              </w:rPr>
+              <w:t>GT-CQ</w:t>
+            </w:r>
+          </w:p>
+        </w:tc>
+        <w:tc>
+          <w:tcPr>
+            <w:tcW w:type="dxa" w:w="4706"/>
+          </w:tcPr>
+          <w:p>
+            <w:r>
+              <w:rPr>
+                <w:b w:val="0"/>
+                <w:i w:val="0"/>
+                <w:sz w:val="17"/>
+              </w:rPr>
+              <w:t>L'adresse ou la localisation du ménage doit être bien renseignée, ne doit pas contenir des numéros de téléphone et elle semble courte pour être une adresse.</w:t>
+            </w:r>
+          </w:p>
+        </w:tc>
+      </w:tr>
+      <w:tr>
+        <w:tc>
+          <w:tcPr>
+            <w:tcW w:type="dxa" w:w="964"/>
+          </w:tcPr>
+          <w:p>
+            <w:r>
+              <w:rPr>
+                <w:b/>
+                <w:i w:val="0"/>
+                <w:color w:val="EA580C"/>
+                <w:sz w:val="16"/>
+              </w:rPr>
+              <w:t>Moyenne</w:t>
+            </w:r>
+          </w:p>
+        </w:tc>
+        <w:tc>
+          <w:tcPr>
+            <w:tcW w:type="dxa" w:w="1247"/>
+          </w:tcPr>
+          <w:p>
+            <w:r>
+              <w:rPr>
+                <w:b/>
+                <w:i w:val="0"/>
+                <w:sz w:val="16"/>
+              </w:rPr>
+              <w:t>S00</w:t>
+              <w:br/>
+            </w:r>
+            <w:r>
+              <w:rPr>
+                <w:b w:val="0"/>
+                <w:i w:val="0"/>
+                <w:color w:val="64748B"/>
+                <w:sz w:val="14"/>
+              </w:rPr>
+              <w:t>Identification</w:t>
+            </w:r>
+          </w:p>
+        </w:tc>
+        <w:tc>
+          <w:tcPr>
+            <w:tcW w:type="dxa" w:w="1531"/>
+          </w:tcPr>
+          <w:p>
+            <w:r>
+              <w:rPr>
+                <w:b/>
+                <w:i w:val="0"/>
+                <w:color w:val="16A34A"/>
+                <w:sz w:val="16"/>
+              </w:rPr>
+              <w:t>s00q12a, s00q12b</w:t>
+            </w:r>
+          </w:p>
+        </w:tc>
+        <w:tc>
+          <w:tcPr>
+            <w:tcW w:type="dxa" w:w="1191"/>
+          </w:tcPr>
+          <w:p>
+            <w:r>
+              <w:rPr>
+                <w:b w:val="0"/>
+                <w:i w:val="0"/>
+                <w:color w:val="64748B"/>
+                <w:sz w:val="16"/>
+              </w:rPr>
+              <w:t>GT-CQ</w:t>
+            </w:r>
+          </w:p>
+        </w:tc>
+        <w:tc>
+          <w:tcPr>
+            <w:tcW w:type="dxa" w:w="4706"/>
+          </w:tcPr>
+          <w:p>
+            <w:r>
+              <w:rPr>
+                <w:b w:val="0"/>
+                <w:i w:val="0"/>
+                <w:sz w:val="17"/>
+              </w:rPr>
+              <w:t>Prière de renseigner la bonne adresse.Attention! Veillez bien renseigner le deuxième numero du chef de ménage(0.12b).</w:t>
+            </w:r>
+          </w:p>
+        </w:tc>
+      </w:tr>
+      <w:tr>
+        <w:tc>
+          <w:tcPr>
+            <w:tcW w:type="dxa" w:w="964"/>
+          </w:tcPr>
+          <w:p>
+            <w:r>
+              <w:rPr>
+                <w:b/>
+                <w:i w:val="0"/>
+                <w:color w:val="EA580C"/>
+                <w:sz w:val="16"/>
+              </w:rPr>
+              <w:t>Moyenne</w:t>
+            </w:r>
+          </w:p>
+        </w:tc>
+        <w:tc>
+          <w:tcPr>
+            <w:tcW w:type="dxa" w:w="1247"/>
+          </w:tcPr>
+          <w:p>
+            <w:r>
+              <w:rPr>
+                <w:b/>
+                <w:i w:val="0"/>
+                <w:sz w:val="16"/>
+              </w:rPr>
+              <w:t>S01</w:t>
+              <w:br/>
+            </w:r>
+            <w:r>
+              <w:rPr>
+                <w:b w:val="0"/>
+                <w:i w:val="0"/>
+                <w:color w:val="64748B"/>
+                <w:sz w:val="14"/>
+              </w:rPr>
+              <w:t>Démographie</w:t>
+            </w:r>
+          </w:p>
+        </w:tc>
+        <w:tc>
+          <w:tcPr>
+            <w:tcW w:type="dxa" w:w="1531"/>
+          </w:tcPr>
+          <w:p>
+            <w:r>
+              <w:rPr>
+                <w:b/>
+                <w:i w:val="0"/>
+                <w:color w:val="16A34A"/>
+                <w:sz w:val="16"/>
+              </w:rPr>
+              <w:t>s01q41a, s01q00b</w:t>
+            </w:r>
+          </w:p>
+        </w:tc>
+        <w:tc>
+          <w:tcPr>
+            <w:tcW w:type="dxa" w:w="1191"/>
+          </w:tcPr>
+          <w:p>
+            <w:r>
+              <w:rPr>
+                <w:b w:val="0"/>
+                <w:i w:val="0"/>
+                <w:color w:val="64748B"/>
+                <w:sz w:val="16"/>
+              </w:rPr>
+              <w:t>GT-CQ</w:t>
+            </w:r>
+          </w:p>
+        </w:tc>
+        <w:tc>
+          <w:tcPr>
+            <w:tcW w:type="dxa" w:w="4706"/>
+          </w:tcPr>
+          <w:p>
+            <w:r>
+              <w:rPr>
+                <w:b w:val="0"/>
+                <w:i w:val="0"/>
+                <w:sz w:val="17"/>
+              </w:rPr>
+              <w:t>Attention ! Le montant (6000 Fcfa) dépensé ou reçu en cadeau pour les recharges internet ou de forfaits de données mobiles(hors appels vocaux), aucours des 30 derniers jours de  ADAMA KA est relativement élevé par rapport aux autres montants depansés observés dans cette zone.</w:t>
+            </w:r>
+          </w:p>
+        </w:tc>
+      </w:tr>
+      <w:tr>
+        <w:tc>
+          <w:tcPr>
+            <w:tcW w:type="dxa" w:w="964"/>
+          </w:tcPr>
+          <w:p>
+            <w:r>
+              <w:rPr>
+                <w:b/>
+                <w:i w:val="0"/>
+                <w:color w:val="EA580C"/>
+                <w:sz w:val="16"/>
+              </w:rPr>
+              <w:t>Moyenne</w:t>
+            </w:r>
+          </w:p>
+        </w:tc>
+        <w:tc>
+          <w:tcPr>
+            <w:tcW w:type="dxa" w:w="1247"/>
+          </w:tcPr>
+          <w:p>
+            <w:r>
+              <w:rPr>
+                <w:b/>
+                <w:i w:val="0"/>
+                <w:sz w:val="16"/>
+              </w:rPr>
+              <w:t>S01</w:t>
+              <w:br/>
+            </w:r>
+            <w:r>
+              <w:rPr>
+                <w:b w:val="0"/>
+                <w:i w:val="0"/>
+                <w:color w:val="64748B"/>
+                <w:sz w:val="14"/>
+              </w:rPr>
+              <w:t>Démographie</w:t>
+            </w:r>
+          </w:p>
+        </w:tc>
+        <w:tc>
+          <w:tcPr>
+            <w:tcW w:type="dxa" w:w="1531"/>
+          </w:tcPr>
+          <w:p>
+            <w:r>
+              <w:rPr>
+                <w:b/>
+                <w:i w:val="0"/>
+                <w:color w:val="16A34A"/>
+                <w:sz w:val="16"/>
+              </w:rPr>
+              <w:t>—</w:t>
+            </w:r>
+          </w:p>
+        </w:tc>
+        <w:tc>
+          <w:tcPr>
+            <w:tcW w:type="dxa" w:w="1191"/>
+          </w:tcPr>
+          <w:p>
+            <w:r>
+              <w:rPr>
+                <w:b w:val="0"/>
+                <w:i w:val="0"/>
+                <w:color w:val="64748B"/>
+                <w:sz w:val="16"/>
+              </w:rPr>
+              <w:t>GT-CQ</w:t>
+            </w:r>
+          </w:p>
+        </w:tc>
+        <w:tc>
+          <w:tcPr>
+            <w:tcW w:type="dxa" w:w="4706"/>
+          </w:tcPr>
+          <w:p>
+            <w:r>
+              <w:rPr>
+                <w:b w:val="0"/>
+                <w:i w:val="0"/>
+                <w:sz w:val="17"/>
+              </w:rPr>
+              <w:t>Prière de corriger ou de confirmer avec le QG.</w:t>
+            </w:r>
+          </w:p>
+        </w:tc>
+      </w:tr>
+      <w:tr>
+        <w:tc>
+          <w:tcPr>
+            <w:tcW w:type="dxa" w:w="964"/>
+          </w:tcPr>
+          <w:p>
+            <w:r>
+              <w:rPr>
+                <w:b/>
+                <w:i w:val="0"/>
+                <w:color w:val="EA580C"/>
+                <w:sz w:val="16"/>
+              </w:rPr>
+              <w:t>Moyenne</w:t>
+            </w:r>
+          </w:p>
+        </w:tc>
+        <w:tc>
+          <w:tcPr>
+            <w:tcW w:type="dxa" w:w="1247"/>
+          </w:tcPr>
+          <w:p>
+            <w:r>
+              <w:rPr>
+                <w:b/>
+                <w:i w:val="0"/>
+                <w:sz w:val="16"/>
+              </w:rPr>
+              <w:t>S01</w:t>
+              <w:br/>
+            </w:r>
+            <w:r>
+              <w:rPr>
+                <w:b w:val="0"/>
+                <w:i w:val="0"/>
+                <w:color w:val="64748B"/>
+                <w:sz w:val="14"/>
+              </w:rPr>
+              <w:t>Démographie</w:t>
+            </w:r>
+          </w:p>
+        </w:tc>
+        <w:tc>
+          <w:tcPr>
+            <w:tcW w:type="dxa" w:w="1531"/>
+          </w:tcPr>
+          <w:p>
+            <w:r>
+              <w:rPr>
+                <w:b/>
+                <w:i w:val="0"/>
+                <w:color w:val="16A34A"/>
+                <w:sz w:val="16"/>
+              </w:rPr>
+              <w:t>—</w:t>
+            </w:r>
+          </w:p>
+        </w:tc>
+        <w:tc>
+          <w:tcPr>
+            <w:tcW w:type="dxa" w:w="1191"/>
+          </w:tcPr>
+          <w:p>
+            <w:r>
+              <w:rPr>
+                <w:b w:val="0"/>
+                <w:i w:val="0"/>
+                <w:color w:val="64748B"/>
+                <w:sz w:val="16"/>
+              </w:rPr>
+              <w:t>GT-CQ</w:t>
+            </w:r>
+          </w:p>
+        </w:tc>
+        <w:tc>
+          <w:tcPr>
+            <w:tcW w:type="dxa" w:w="4706"/>
+          </w:tcPr>
+          <w:p>
+            <w:r>
+              <w:rPr>
+                <w:b w:val="0"/>
+                <w:i w:val="0"/>
+                <w:sz w:val="17"/>
+              </w:rPr>
+              <w:t>Prière de verifier l'information donnée par MARIAMA BADIANE ou corriger au niveau de la section 1.</w:t>
+            </w:r>
+          </w:p>
+        </w:tc>
+      </w:tr>
+      <w:tr>
+        <w:tc>
+          <w:tcPr>
+            <w:tcW w:type="dxa" w:w="964"/>
+          </w:tcPr>
+          <w:p>
+            <w:r>
+              <w:rPr>
+                <w:b/>
+                <w:i w:val="0"/>
+                <w:color w:val="EA580C"/>
+                <w:sz w:val="16"/>
+              </w:rPr>
+              <w:t>Moyenne</w:t>
+            </w:r>
+          </w:p>
+        </w:tc>
+        <w:tc>
+          <w:tcPr>
+            <w:tcW w:type="dxa" w:w="1247"/>
+          </w:tcPr>
+          <w:p>
+            <w:r>
+              <w:rPr>
+                <w:b/>
+                <w:i w:val="0"/>
+                <w:sz w:val="16"/>
+              </w:rPr>
               <w:t>S02</w:t>
               <w:br/>
             </w:r>
@@ -1354,7 +2614,7 @@
                 <w:color w:val="16A34A"/>
                 <w:sz w:val="16"/>
               </w:rPr>
-              <w:t>s01q32, s01q36, s01q38, s04q37_modif, s02q33, s02q34, s01q00b</w:t>
+              <w:t>—</w:t>
             </w:r>
           </w:p>
         </w:tc>
@@ -1385,1897 +2645,7 @@
                 <w:i w:val="0"/>
                 <w:sz w:val="17"/>
               </w:rPr>
-              <w:t>Peu probable!!! Vu l'âge (21 ans) de ALY NDOA ou l'année à laquelle ALY NDOA a fréquenté l'école pour la dernière fois (.) le dernier diplome de ALY NDOA ne peut être le Certificat d'études primaires (CEP), prière de corriger cette incohérence ou confirmer avec le QG.</w:t>
-            </w:r>
-          </w:p>
-        </w:tc>
-      </w:tr>
-      <w:tr>
-        <w:tc>
-          <w:tcPr>
-            <w:tcW w:type="dxa" w:w="964"/>
-          </w:tcPr>
-          <w:p>
-            <w:r>
-              <w:rPr>
-                <w:b/>
-                <w:i w:val="0"/>
-                <w:color w:val="DC2626"/>
-                <w:sz w:val="16"/>
-              </w:rPr>
-              <w:t>Haute</w:t>
-            </w:r>
-          </w:p>
-        </w:tc>
-        <w:tc>
-          <w:tcPr>
-            <w:tcW w:type="dxa" w:w="1247"/>
-          </w:tcPr>
-          <w:p>
-            <w:r>
-              <w:rPr>
-                <w:b/>
-                <w:i w:val="0"/>
-                <w:sz w:val="16"/>
-              </w:rPr>
-              <w:t>S03</w:t>
-              <w:br/>
-            </w:r>
-            <w:r>
-              <w:rPr>
-                <w:b w:val="0"/>
-                <w:i w:val="0"/>
-                <w:color w:val="64748B"/>
-                <w:sz w:val="14"/>
-              </w:rPr>
-              <w:t>Santé</w:t>
-            </w:r>
-          </w:p>
-        </w:tc>
-        <w:tc>
-          <w:tcPr>
-            <w:tcW w:type="dxa" w:w="1531"/>
-          </w:tcPr>
-          <w:p>
-            <w:r>
-              <w:rPr>
-                <w:b/>
-                <w:i w:val="0"/>
-                <w:color w:val="16A34A"/>
-                <w:sz w:val="16"/>
-              </w:rPr>
-              <w:t>—</w:t>
-            </w:r>
-          </w:p>
-        </w:tc>
-        <w:tc>
-          <w:tcPr>
-            <w:tcW w:type="dxa" w:w="1191"/>
-          </w:tcPr>
-          <w:p>
-            <w:r>
-              <w:rPr>
-                <w:b w:val="0"/>
-                <w:i w:val="0"/>
-                <w:color w:val="64748B"/>
-                <w:sz w:val="16"/>
-              </w:rPr>
-              <w:t>GT-CQ</w:t>
-            </w:r>
-          </w:p>
-        </w:tc>
-        <w:tc>
-          <w:tcPr>
-            <w:tcW w:type="dxa" w:w="4706"/>
-          </w:tcPr>
-          <w:p>
-            <w:r>
-              <w:rPr>
-                <w:b w:val="0"/>
-                <w:i w:val="0"/>
-                <w:sz w:val="17"/>
-              </w:rPr>
-              <w:t>Incohérent !!! KHADIATOU KA s'est consulté la première fois pour cette maladie (Problème d'estomac (ulcère, cancer, etc.</w:t>
-            </w:r>
-          </w:p>
-        </w:tc>
-      </w:tr>
-      <w:tr>
-        <w:tc>
-          <w:tcPr>
-            <w:tcW w:type="dxa" w:w="964"/>
-          </w:tcPr>
-          <w:p>
-            <w:r>
-              <w:rPr>
-                <w:b/>
-                <w:i w:val="0"/>
-                <w:color w:val="DC2626"/>
-                <w:sz w:val="16"/>
-              </w:rPr>
-              <w:t>Haute</w:t>
-            </w:r>
-          </w:p>
-        </w:tc>
-        <w:tc>
-          <w:tcPr>
-            <w:tcW w:type="dxa" w:w="1247"/>
-          </w:tcPr>
-          <w:p>
-            <w:r>
-              <w:rPr>
-                <w:b/>
-                <w:i w:val="0"/>
-                <w:sz w:val="16"/>
-              </w:rPr>
-              <w:t>S03</w:t>
-              <w:br/>
-            </w:r>
-            <w:r>
-              <w:rPr>
-                <w:b w:val="0"/>
-                <w:i w:val="0"/>
-                <w:color w:val="64748B"/>
-                <w:sz w:val="14"/>
-              </w:rPr>
-              <w:t>Santé</w:t>
-            </w:r>
-          </w:p>
-        </w:tc>
-        <w:tc>
-          <w:tcPr>
-            <w:tcW w:type="dxa" w:w="1531"/>
-          </w:tcPr>
-          <w:p>
-            <w:r>
-              <w:rPr>
-                <w:b/>
-                <w:i w:val="0"/>
-                <w:color w:val="16A34A"/>
-                <w:sz w:val="16"/>
-              </w:rPr>
-              <w:t>—</w:t>
-            </w:r>
-          </w:p>
-        </w:tc>
-        <w:tc>
-          <w:tcPr>
-            <w:tcW w:type="dxa" w:w="1191"/>
-          </w:tcPr>
-          <w:p>
-            <w:r>
-              <w:rPr>
-                <w:b w:val="0"/>
-                <w:i w:val="0"/>
-                <w:color w:val="64748B"/>
-                <w:sz w:val="16"/>
-              </w:rPr>
-              <w:t>GT-CQ</w:t>
-            </w:r>
-          </w:p>
-        </w:tc>
-        <w:tc>
-          <w:tcPr>
-            <w:tcW w:type="dxa" w:w="4706"/>
-          </w:tcPr>
-          <w:p>
-            <w:r>
-              <w:rPr>
-                <w:b w:val="0"/>
-                <w:i w:val="0"/>
-                <w:sz w:val="17"/>
-              </w:rPr>
-              <w:t>Prière de verifier cette incohérence auprès de l'enquêté ou confirmer.</w:t>
-            </w:r>
-          </w:p>
-        </w:tc>
-      </w:tr>
-      <w:tr>
-        <w:tc>
-          <w:tcPr>
-            <w:tcW w:type="dxa" w:w="964"/>
-          </w:tcPr>
-          <w:p>
-            <w:r>
-              <w:rPr>
-                <w:b/>
-                <w:i w:val="0"/>
-                <w:color w:val="DC2626"/>
-                <w:sz w:val="16"/>
-              </w:rPr>
-              <w:t>Haute</w:t>
-            </w:r>
-          </w:p>
-        </w:tc>
-        <w:tc>
-          <w:tcPr>
-            <w:tcW w:type="dxa" w:w="1247"/>
-          </w:tcPr>
-          <w:p>
-            <w:r>
-              <w:rPr>
-                <w:b/>
-                <w:i w:val="0"/>
-                <w:sz w:val="16"/>
-              </w:rPr>
-              <w:t>S07</w:t>
-              <w:br/>
-            </w:r>
-            <w:r>
-              <w:rPr>
-                <w:b w:val="0"/>
-                <w:i w:val="0"/>
-                <w:color w:val="64748B"/>
-                <w:sz w:val="14"/>
-              </w:rPr>
-              <w:t>Consommation alimentaire</w:t>
-            </w:r>
-          </w:p>
-        </w:tc>
-        <w:tc>
-          <w:tcPr>
-            <w:tcW w:type="dxa" w:w="1531"/>
-          </w:tcPr>
-          <w:p>
-            <w:r>
-              <w:rPr>
-                <w:b/>
-                <w:i w:val="0"/>
-                <w:color w:val="16A34A"/>
-                <w:sz w:val="16"/>
-              </w:rPr>
-              <w:t>s00q27, s01q03a, s01q03b, s01q03c, s02q04, s03q14, s04q15, s04q16</w:t>
-            </w:r>
-          </w:p>
-        </w:tc>
-        <w:tc>
-          <w:tcPr>
-            <w:tcW w:type="dxa" w:w="1191"/>
-          </w:tcPr>
-          <w:p>
-            <w:r>
-              <w:rPr>
-                <w:b w:val="0"/>
-                <w:i w:val="0"/>
-                <w:color w:val="64748B"/>
-                <w:sz w:val="16"/>
-              </w:rPr>
-              <w:t>GT-CQ</w:t>
-            </w:r>
-          </w:p>
-        </w:tc>
-        <w:tc>
-          <w:tcPr>
-            <w:tcW w:type="dxa" w:w="4706"/>
-          </w:tcPr>
-          <w:p>
-            <w:r>
-              <w:rPr>
-                <w:b w:val="0"/>
-                <w:i w:val="0"/>
-                <w:sz w:val="17"/>
-              </w:rPr>
-              <w:t>Incohérence!! Dans ce ménage, chaque individus consomme par jour 5.576704 Kg  de cereale; Prière de vérifier les quantités prises des produits cérealiers (de Riz local Gambiaka à Autres semoules de céréales) auprès du ménage ou confirmer avec le QG.</w:t>
-            </w:r>
-          </w:p>
-        </w:tc>
-      </w:tr>
-      <w:tr>
-        <w:tc>
-          <w:tcPr>
-            <w:tcW w:type="dxa" w:w="964"/>
-          </w:tcPr>
-          <w:p>
-            <w:r>
-              <w:rPr>
-                <w:b/>
-                <w:i w:val="0"/>
-                <w:color w:val="DC2626"/>
-                <w:sz w:val="16"/>
-              </w:rPr>
-              <w:t>Haute</w:t>
-            </w:r>
-          </w:p>
-        </w:tc>
-        <w:tc>
-          <w:tcPr>
-            <w:tcW w:type="dxa" w:w="1247"/>
-          </w:tcPr>
-          <w:p>
-            <w:r>
-              <w:rPr>
-                <w:b/>
-                <w:i w:val="0"/>
-                <w:sz w:val="16"/>
-              </w:rPr>
-              <w:t>S16</w:t>
-              <w:br/>
-            </w:r>
-            <w:r>
-              <w:rPr>
-                <w:b w:val="0"/>
-                <w:i w:val="0"/>
-                <w:color w:val="64748B"/>
-                <w:sz w:val="14"/>
-              </w:rPr>
-              <w:t>Agriculture</w:t>
-            </w:r>
-          </w:p>
-        </w:tc>
-        <w:tc>
-          <w:tcPr>
-            <w:tcW w:type="dxa" w:w="1531"/>
-          </w:tcPr>
-          <w:p>
-            <w:r>
-              <w:rPr>
-                <w:b/>
-                <w:i w:val="0"/>
-                <w:color w:val="16A34A"/>
-                <w:sz w:val="16"/>
-              </w:rPr>
-              <w:t>s16dq05a, s16dq05c</w:t>
-            </w:r>
-          </w:p>
-        </w:tc>
-        <w:tc>
-          <w:tcPr>
-            <w:tcW w:type="dxa" w:w="1191"/>
-          </w:tcPr>
-          <w:p>
-            <w:r>
-              <w:rPr>
-                <w:b w:val="0"/>
-                <w:i w:val="0"/>
-                <w:color w:val="64748B"/>
-                <w:sz w:val="16"/>
-              </w:rPr>
-              <w:t>GT-CQ</w:t>
-            </w:r>
-          </w:p>
-        </w:tc>
-        <w:tc>
-          <w:tcPr>
-            <w:tcW w:type="dxa" w:w="4706"/>
-          </w:tcPr>
-          <w:p>
-            <w:r>
-              <w:rPr>
-                <w:b w:val="0"/>
-                <w:i w:val="0"/>
-                <w:sz w:val="17"/>
-              </w:rPr>
-              <w:t>La quantité de s16dq05a estimée en Kg est incohérente avec la prise dans la question s16dq05c, prière de bien estimer et mettre la valeur exacte.</w:t>
-            </w:r>
-          </w:p>
-        </w:tc>
-      </w:tr>
-      <w:tr>
-        <w:tc>
-          <w:tcPr>
-            <w:tcW w:type="dxa" w:w="964"/>
-          </w:tcPr>
-          <w:p>
-            <w:r>
-              <w:rPr>
-                <w:b/>
-                <w:i w:val="0"/>
-                <w:color w:val="DC2626"/>
-                <w:sz w:val="16"/>
-              </w:rPr>
-              <w:t>Haute</w:t>
-            </w:r>
-          </w:p>
-        </w:tc>
-        <w:tc>
-          <w:tcPr>
-            <w:tcW w:type="dxa" w:w="1247"/>
-          </w:tcPr>
-          <w:p>
-            <w:r>
-              <w:rPr>
-                <w:b/>
-                <w:i w:val="0"/>
-                <w:sz w:val="16"/>
-              </w:rPr>
-              <w:t>S16</w:t>
-              <w:br/>
-            </w:r>
-            <w:r>
-              <w:rPr>
-                <w:b w:val="0"/>
-                <w:i w:val="0"/>
-                <w:color w:val="64748B"/>
-                <w:sz w:val="14"/>
-              </w:rPr>
-              <w:t>Agriculture</w:t>
-            </w:r>
-          </w:p>
-        </w:tc>
-        <w:tc>
-          <w:tcPr>
-            <w:tcW w:type="dxa" w:w="1531"/>
-          </w:tcPr>
-          <w:p>
-            <w:r>
-              <w:rPr>
-                <w:b/>
-                <w:i w:val="0"/>
-                <w:color w:val="16A34A"/>
-                <w:sz w:val="16"/>
-              </w:rPr>
-              <w:t>s00q07a, s00q08, s00q10, s00q13_0, s00q15_0, s00q17_0, s00q23a, s00q23b</w:t>
-            </w:r>
-          </w:p>
-        </w:tc>
-        <w:tc>
-          <w:tcPr>
-            <w:tcW w:type="dxa" w:w="1191"/>
-          </w:tcPr>
-          <w:p>
-            <w:r>
-              <w:rPr>
-                <w:b w:val="0"/>
-                <w:i w:val="0"/>
-                <w:color w:val="64748B"/>
-                <w:sz w:val="16"/>
-              </w:rPr>
-              <w:t>GT-CQ</w:t>
-            </w:r>
-          </w:p>
-        </w:tc>
-        <w:tc>
-          <w:tcPr>
-            <w:tcW w:type="dxa" w:w="4706"/>
-          </w:tcPr>
-          <w:p>
-            <w:r>
-              <w:rPr>
-                <w:b w:val="0"/>
-                <w:i w:val="0"/>
-                <w:sz w:val="17"/>
-              </w:rPr>
-              <w:t>La somme des quantités consommées (300 kg), des quantités offertes (300 kg),  des quantités vendus (0 kg) et des quantités en stock (500 kg) depasse la quantité totale (2 kg) que le ménage a eu après la recolte de Mil , prière de corriger cette incoherence.</w:t>
-            </w:r>
-          </w:p>
-        </w:tc>
-      </w:tr>
-      <w:tr>
-        <w:tc>
-          <w:tcPr>
-            <w:tcW w:type="dxa" w:w="964"/>
-          </w:tcPr>
-          <w:p>
-            <w:r>
-              <w:rPr>
-                <w:b/>
-                <w:i w:val="0"/>
-                <w:color w:val="DC2626"/>
-                <w:sz w:val="16"/>
-              </w:rPr>
-              <w:t>Haute</w:t>
-            </w:r>
-          </w:p>
-        </w:tc>
-        <w:tc>
-          <w:tcPr>
-            <w:tcW w:type="dxa" w:w="1247"/>
-          </w:tcPr>
-          <w:p>
-            <w:r>
-              <w:rPr>
-                <w:b/>
-                <w:i w:val="0"/>
-                <w:sz w:val="16"/>
-              </w:rPr>
-              <w:t>S19</w:t>
-              <w:br/>
-            </w:r>
-            <w:r>
-              <w:rPr>
-                <w:b w:val="0"/>
-                <w:i w:val="0"/>
-                <w:color w:val="64748B"/>
-                <w:sz w:val="14"/>
-              </w:rPr>
-              <w:t>Entreprises non agricoles</w:t>
-            </w:r>
-          </w:p>
-        </w:tc>
-        <w:tc>
-          <w:tcPr>
-            <w:tcW w:type="dxa" w:w="1531"/>
-          </w:tcPr>
-          <w:p>
-            <w:r>
-              <w:rPr>
-                <w:b/>
-                <w:i w:val="0"/>
-                <w:color w:val="16A34A"/>
-                <w:sz w:val="16"/>
-              </w:rPr>
-              <w:t>s01q02, s02q01__1, s02q02__1, s02q03__1, s02q15, s03q17, s04q28, s04q35d</w:t>
-            </w:r>
-          </w:p>
-        </w:tc>
-        <w:tc>
-          <w:tcPr>
-            <w:tcW w:type="dxa" w:w="1191"/>
-          </w:tcPr>
-          <w:p>
-            <w:r>
-              <w:rPr>
-                <w:b w:val="0"/>
-                <w:i w:val="0"/>
-                <w:color w:val="64748B"/>
-                <w:sz w:val="16"/>
-              </w:rPr>
-              <w:t>GT-CQ</w:t>
-            </w:r>
-          </w:p>
-        </w:tc>
-        <w:tc>
-          <w:tcPr>
-            <w:tcW w:type="dxa" w:w="4706"/>
-          </w:tcPr>
-          <w:p>
-            <w:r>
-              <w:rPr>
-                <w:b w:val="0"/>
-                <w:i w:val="0"/>
-                <w:sz w:val="17"/>
-              </w:rPr>
-              <w:t>Incohérence!! Le prix de revente de Houe/daba/hilaire dans cette section 19 ne doit pas être égal 0 même si le ménage l'a reçu en cadeau prière de leurs aider à faire une estimation.</w:t>
-            </w:r>
-          </w:p>
-        </w:tc>
-      </w:tr>
-      <w:tr>
-        <w:tc>
-          <w:tcPr>
-            <w:tcW w:type="dxa" w:w="964"/>
-          </w:tcPr>
-          <w:p>
-            <w:r>
-              <w:rPr>
-                <w:b/>
-                <w:i w:val="0"/>
-                <w:color w:val="DC2626"/>
-                <w:sz w:val="16"/>
-              </w:rPr>
-              <w:t>Haute</w:t>
-            </w:r>
-          </w:p>
-        </w:tc>
-        <w:tc>
-          <w:tcPr>
-            <w:tcW w:type="dxa" w:w="1247"/>
-          </w:tcPr>
-          <w:p>
-            <w:r>
-              <w:rPr>
-                <w:b/>
-                <w:i w:val="0"/>
-                <w:sz w:val="16"/>
-              </w:rPr>
-              <w:t>S19</w:t>
-              <w:br/>
-            </w:r>
-            <w:r>
-              <w:rPr>
-                <w:b w:val="0"/>
-                <w:i w:val="0"/>
-                <w:color w:val="64748B"/>
-                <w:sz w:val="14"/>
-              </w:rPr>
-              <w:t>Entreprises non agricoles</w:t>
-            </w:r>
-          </w:p>
-        </w:tc>
-        <w:tc>
-          <w:tcPr>
-            <w:tcW w:type="dxa" w:w="1531"/>
-          </w:tcPr>
-          <w:p>
-            <w:r>
-              <w:rPr>
-                <w:b/>
-                <w:i w:val="0"/>
-                <w:color w:val="16A34A"/>
-                <w:sz w:val="16"/>
-              </w:rPr>
-              <w:t>s01q02, s02q01__1, s02q02__1, s02q03__1, s02q15, s03q17, s04q28, s04q35d</w:t>
-            </w:r>
-          </w:p>
-        </w:tc>
-        <w:tc>
-          <w:tcPr>
-            <w:tcW w:type="dxa" w:w="1191"/>
-          </w:tcPr>
-          <w:p>
-            <w:r>
-              <w:rPr>
-                <w:b w:val="0"/>
-                <w:i w:val="0"/>
-                <w:color w:val="64748B"/>
-                <w:sz w:val="16"/>
-              </w:rPr>
-              <w:t>GT-CQ</w:t>
-            </w:r>
-          </w:p>
-        </w:tc>
-        <w:tc>
-          <w:tcPr>
-            <w:tcW w:type="dxa" w:w="4706"/>
-          </w:tcPr>
-          <w:p>
-            <w:r>
-              <w:rPr>
-                <w:b w:val="0"/>
-                <w:i w:val="0"/>
-                <w:sz w:val="17"/>
-              </w:rPr>
-              <w:t>Incohérence!! Le prix de revente de Machette dans cette section 19 ne doit pas être égal 0 même si le ménage l'a reçu en cadeau prière de leurs aider à faire une estimation.</w:t>
-            </w:r>
-          </w:p>
-        </w:tc>
-      </w:tr>
-      <w:tr>
-        <w:tc>
-          <w:tcPr>
-            <w:tcW w:type="dxa" w:w="964"/>
-          </w:tcPr>
-          <w:p>
-            <w:r>
-              <w:rPr>
-                <w:b/>
-                <w:i w:val="0"/>
-                <w:color w:val="DC2626"/>
-                <w:sz w:val="16"/>
-              </w:rPr>
-              <w:t>Haute</w:t>
-            </w:r>
-          </w:p>
-        </w:tc>
-        <w:tc>
-          <w:tcPr>
-            <w:tcW w:type="dxa" w:w="1247"/>
-          </w:tcPr>
-          <w:p>
-            <w:r>
-              <w:rPr>
-                <w:b/>
-                <w:i w:val="0"/>
-                <w:sz w:val="16"/>
-              </w:rPr>
-              <w:t>S20</w:t>
-              <w:br/>
-            </w:r>
-            <w:r>
-              <w:rPr>
-                <w:b w:val="0"/>
-                <w:i w:val="0"/>
-                <w:color w:val="64748B"/>
-                <w:sz w:val="14"/>
-              </w:rPr>
-              <w:t>Gouvernance / autres</w:t>
-            </w:r>
-          </w:p>
-        </w:tc>
-        <w:tc>
-          <w:tcPr>
-            <w:tcW w:type="dxa" w:w="1531"/>
-          </w:tcPr>
-          <w:p>
-            <w:r>
-              <w:rPr>
-                <w:b/>
-                <w:i w:val="0"/>
-                <w:color w:val="16A34A"/>
-                <w:sz w:val="16"/>
-              </w:rPr>
-              <w:t>—</w:t>
-            </w:r>
-          </w:p>
-        </w:tc>
-        <w:tc>
-          <w:tcPr>
-            <w:tcW w:type="dxa" w:w="1191"/>
-          </w:tcPr>
-          <w:p>
-            <w:r>
-              <w:rPr>
-                <w:b w:val="0"/>
-                <w:i w:val="0"/>
-                <w:color w:val="64748B"/>
-                <w:sz w:val="16"/>
-              </w:rPr>
-              <w:t>GT-CQ</w:t>
-            </w:r>
-          </w:p>
-        </w:tc>
-        <w:tc>
-          <w:tcPr>
-            <w:tcW w:type="dxa" w:w="4706"/>
-          </w:tcPr>
-          <w:p>
-            <w:r>
-              <w:rPr>
-                <w:b w:val="0"/>
-                <w:i w:val="0"/>
-                <w:sz w:val="17"/>
-              </w:rPr>
-              <w:t>Incohérence détectée ! Le ménage a précédemment déclaré vivre « Bien » ou « Assez bien » selon son revenu en 20A.02.</w:t>
-            </w:r>
-          </w:p>
-        </w:tc>
-      </w:tr>
-      <w:tr>
-        <w:tc>
-          <w:tcPr>
-            <w:tcW w:type="dxa" w:w="964"/>
-          </w:tcPr>
-          <w:p>
-            <w:r>
-              <w:rPr>
-                <w:b/>
-                <w:i w:val="0"/>
-                <w:color w:val="EA580C"/>
-                <w:sz w:val="16"/>
-              </w:rPr>
-              <w:t>Moyenne</w:t>
-            </w:r>
-          </w:p>
-        </w:tc>
-        <w:tc>
-          <w:tcPr>
-            <w:tcW w:type="dxa" w:w="1247"/>
-          </w:tcPr>
-          <w:p>
-            <w:r>
-              <w:rPr>
-                <w:b/>
-                <w:i w:val="0"/>
-                <w:sz w:val="16"/>
-              </w:rPr>
-              <w:t>S00</w:t>
-              <w:br/>
-            </w:r>
-            <w:r>
-              <w:rPr>
-                <w:b w:val="0"/>
-                <w:i w:val="0"/>
-                <w:color w:val="64748B"/>
-                <w:sz w:val="14"/>
-              </w:rPr>
-              <w:t>Identification</w:t>
-            </w:r>
-          </w:p>
-        </w:tc>
-        <w:tc>
-          <w:tcPr>
-            <w:tcW w:type="dxa" w:w="1531"/>
-          </w:tcPr>
-          <w:p>
-            <w:r>
-              <w:rPr>
-                <w:b/>
-                <w:i w:val="0"/>
-                <w:color w:val="16A34A"/>
-                <w:sz w:val="16"/>
-              </w:rPr>
-              <w:t>s00q27</w:t>
-            </w:r>
-          </w:p>
-        </w:tc>
-        <w:tc>
-          <w:tcPr>
-            <w:tcW w:type="dxa" w:w="1191"/>
-          </w:tcPr>
-          <w:p>
-            <w:r>
-              <w:rPr>
-                <w:b w:val="0"/>
-                <w:i w:val="0"/>
-                <w:color w:val="64748B"/>
-                <w:sz w:val="16"/>
-              </w:rPr>
-              <w:t>GT-CQ</w:t>
-            </w:r>
-          </w:p>
-        </w:tc>
-        <w:tc>
-          <w:tcPr>
-            <w:tcW w:type="dxa" w:w="4706"/>
-          </w:tcPr>
-          <w:p>
-            <w:r>
-              <w:rPr>
-                <w:b w:val="0"/>
-                <w:i w:val="0"/>
-                <w:sz w:val="17"/>
-              </w:rPr>
-              <w:t>Vous avez declaré que le questionnaire est complètement fini mais le questionnaire est en statut partiel, prière de mettre le questionnaire en statut complet s'il est fini.</w:t>
-            </w:r>
-          </w:p>
-        </w:tc>
-      </w:tr>
-      <w:tr>
-        <w:tc>
-          <w:tcPr>
-            <w:tcW w:type="dxa" w:w="964"/>
-          </w:tcPr>
-          <w:p>
-            <w:r>
-              <w:rPr>
-                <w:b/>
-                <w:i w:val="0"/>
-                <w:color w:val="EA580C"/>
-                <w:sz w:val="16"/>
-              </w:rPr>
-              <w:t>Moyenne</w:t>
-            </w:r>
-          </w:p>
-        </w:tc>
-        <w:tc>
-          <w:tcPr>
-            <w:tcW w:type="dxa" w:w="1247"/>
-          </w:tcPr>
-          <w:p>
-            <w:r>
-              <w:rPr>
-                <w:b/>
-                <w:i w:val="0"/>
-                <w:sz w:val="16"/>
-              </w:rPr>
-              <w:t>S00</w:t>
-              <w:br/>
-            </w:r>
-            <w:r>
-              <w:rPr>
-                <w:b w:val="0"/>
-                <w:i w:val="0"/>
-                <w:color w:val="64748B"/>
-                <w:sz w:val="14"/>
-              </w:rPr>
-              <w:t>Identification</w:t>
-            </w:r>
-          </w:p>
-        </w:tc>
-        <w:tc>
-          <w:tcPr>
-            <w:tcW w:type="dxa" w:w="1531"/>
-          </w:tcPr>
-          <w:p>
-            <w:r>
-              <w:rPr>
-                <w:b/>
-                <w:i w:val="0"/>
-                <w:color w:val="16A34A"/>
-                <w:sz w:val="16"/>
-              </w:rPr>
-              <w:t>—</w:t>
-            </w:r>
-          </w:p>
-        </w:tc>
-        <w:tc>
-          <w:tcPr>
-            <w:tcW w:type="dxa" w:w="1191"/>
-          </w:tcPr>
-          <w:p>
-            <w:r>
-              <w:rPr>
-                <w:b w:val="0"/>
-                <w:i w:val="0"/>
-                <w:color w:val="64748B"/>
-                <w:sz w:val="16"/>
-              </w:rPr>
-              <w:t>GT-CQ</w:t>
-            </w:r>
-          </w:p>
-        </w:tc>
-        <w:tc>
-          <w:tcPr>
-            <w:tcW w:type="dxa" w:w="4706"/>
-          </w:tcPr>
-          <w:p>
-            <w:r>
-              <w:rPr>
-                <w:b w:val="0"/>
-                <w:i w:val="0"/>
-                <w:sz w:val="17"/>
-              </w:rPr>
-              <w:t>L'adresse ou la localisation du ménage doit être bien renseignée, ne doit pas contenir des numéros de téléphone et elle semble courte pour être une adresse.</w:t>
-            </w:r>
-          </w:p>
-        </w:tc>
-      </w:tr>
-      <w:tr>
-        <w:tc>
-          <w:tcPr>
-            <w:tcW w:type="dxa" w:w="964"/>
-          </w:tcPr>
-          <w:p>
-            <w:r>
-              <w:rPr>
-                <w:b/>
-                <w:i w:val="0"/>
-                <w:color w:val="EA580C"/>
-                <w:sz w:val="16"/>
-              </w:rPr>
-              <w:t>Moyenne</w:t>
-            </w:r>
-          </w:p>
-        </w:tc>
-        <w:tc>
-          <w:tcPr>
-            <w:tcW w:type="dxa" w:w="1247"/>
-          </w:tcPr>
-          <w:p>
-            <w:r>
-              <w:rPr>
-                <w:b/>
-                <w:i w:val="0"/>
-                <w:sz w:val="16"/>
-              </w:rPr>
-              <w:t>S00</w:t>
-              <w:br/>
-            </w:r>
-            <w:r>
-              <w:rPr>
-                <w:b w:val="0"/>
-                <w:i w:val="0"/>
-                <w:color w:val="64748B"/>
-                <w:sz w:val="14"/>
-              </w:rPr>
-              <w:t>Identification</w:t>
-            </w:r>
-          </w:p>
-        </w:tc>
-        <w:tc>
-          <w:tcPr>
-            <w:tcW w:type="dxa" w:w="1531"/>
-          </w:tcPr>
-          <w:p>
-            <w:r>
-              <w:rPr>
-                <w:b/>
-                <w:i w:val="0"/>
-                <w:color w:val="16A34A"/>
-                <w:sz w:val="16"/>
-              </w:rPr>
-              <w:t>s00q12a, s00q12b</w:t>
-            </w:r>
-          </w:p>
-        </w:tc>
-        <w:tc>
-          <w:tcPr>
-            <w:tcW w:type="dxa" w:w="1191"/>
-          </w:tcPr>
-          <w:p>
-            <w:r>
-              <w:rPr>
-                <w:b w:val="0"/>
-                <w:i w:val="0"/>
-                <w:color w:val="64748B"/>
-                <w:sz w:val="16"/>
-              </w:rPr>
-              <w:t>GT-CQ</w:t>
-            </w:r>
-          </w:p>
-        </w:tc>
-        <w:tc>
-          <w:tcPr>
-            <w:tcW w:type="dxa" w:w="4706"/>
-          </w:tcPr>
-          <w:p>
-            <w:r>
-              <w:rPr>
-                <w:b w:val="0"/>
-                <w:i w:val="0"/>
-                <w:sz w:val="17"/>
-              </w:rPr>
-              <w:t>Prière de renseigner la bonne adresse.Attention! Veillez bien renseigner le deuxième numero du chef de ménage(0.12b).</w:t>
-            </w:r>
-          </w:p>
-        </w:tc>
-      </w:tr>
-      <w:tr>
-        <w:tc>
-          <w:tcPr>
-            <w:tcW w:type="dxa" w:w="964"/>
-          </w:tcPr>
-          <w:p>
-            <w:r>
-              <w:rPr>
-                <w:b/>
-                <w:i w:val="0"/>
-                <w:color w:val="EA580C"/>
-                <w:sz w:val="16"/>
-              </w:rPr>
-              <w:t>Moyenne</w:t>
-            </w:r>
-          </w:p>
-        </w:tc>
-        <w:tc>
-          <w:tcPr>
-            <w:tcW w:type="dxa" w:w="1247"/>
-          </w:tcPr>
-          <w:p>
-            <w:r>
-              <w:rPr>
-                <w:b/>
-                <w:i w:val="0"/>
-                <w:sz w:val="16"/>
-              </w:rPr>
-              <w:t>S01</w:t>
-              <w:br/>
-            </w:r>
-            <w:r>
-              <w:rPr>
-                <w:b w:val="0"/>
-                <w:i w:val="0"/>
-                <w:color w:val="64748B"/>
-                <w:sz w:val="14"/>
-              </w:rPr>
-              <w:t>Démographie</w:t>
-            </w:r>
-          </w:p>
-        </w:tc>
-        <w:tc>
-          <w:tcPr>
-            <w:tcW w:type="dxa" w:w="1531"/>
-          </w:tcPr>
-          <w:p>
-            <w:r>
-              <w:rPr>
-                <w:b/>
-                <w:i w:val="0"/>
-                <w:color w:val="16A34A"/>
-                <w:sz w:val="16"/>
-              </w:rPr>
-              <w:t>s01q41a, s01q00b</w:t>
-            </w:r>
-          </w:p>
-        </w:tc>
-        <w:tc>
-          <w:tcPr>
-            <w:tcW w:type="dxa" w:w="1191"/>
-          </w:tcPr>
-          <w:p>
-            <w:r>
-              <w:rPr>
-                <w:b w:val="0"/>
-                <w:i w:val="0"/>
-                <w:color w:val="64748B"/>
-                <w:sz w:val="16"/>
-              </w:rPr>
-              <w:t>GT-CQ</w:t>
-            </w:r>
-          </w:p>
-        </w:tc>
-        <w:tc>
-          <w:tcPr>
-            <w:tcW w:type="dxa" w:w="4706"/>
-          </w:tcPr>
-          <w:p>
-            <w:r>
-              <w:rPr>
-                <w:b w:val="0"/>
-                <w:i w:val="0"/>
-                <w:sz w:val="17"/>
-              </w:rPr>
-              <w:t>Attention ! Le montant (6000 Fcfa) dépensé ou reçu en cadeau pour les recharges internet ou de forfaits de données mobiles(hors appels vocaux), aucours des 30 derniers jours de  ADAMA KA est relativement élevé par rapport aux autres montants depansés observés dans cette zone.</w:t>
-            </w:r>
-          </w:p>
-        </w:tc>
-      </w:tr>
-      <w:tr>
-        <w:tc>
-          <w:tcPr>
-            <w:tcW w:type="dxa" w:w="964"/>
-          </w:tcPr>
-          <w:p>
-            <w:r>
-              <w:rPr>
-                <w:b/>
-                <w:i w:val="0"/>
-                <w:color w:val="EA580C"/>
-                <w:sz w:val="16"/>
-              </w:rPr>
-              <w:t>Moyenne</w:t>
-            </w:r>
-          </w:p>
-        </w:tc>
-        <w:tc>
-          <w:tcPr>
-            <w:tcW w:type="dxa" w:w="1247"/>
-          </w:tcPr>
-          <w:p>
-            <w:r>
-              <w:rPr>
-                <w:b/>
-                <w:i w:val="0"/>
-                <w:sz w:val="16"/>
-              </w:rPr>
-              <w:t>S01</w:t>
-              <w:br/>
-            </w:r>
-            <w:r>
-              <w:rPr>
-                <w:b w:val="0"/>
-                <w:i w:val="0"/>
-                <w:color w:val="64748B"/>
-                <w:sz w:val="14"/>
-              </w:rPr>
-              <w:t>Démographie</w:t>
-            </w:r>
-          </w:p>
-        </w:tc>
-        <w:tc>
-          <w:tcPr>
-            <w:tcW w:type="dxa" w:w="1531"/>
-          </w:tcPr>
-          <w:p>
-            <w:r>
-              <w:rPr>
-                <w:b/>
-                <w:i w:val="0"/>
-                <w:color w:val="16A34A"/>
-                <w:sz w:val="16"/>
-              </w:rPr>
-              <w:t>—</w:t>
-            </w:r>
-          </w:p>
-        </w:tc>
-        <w:tc>
-          <w:tcPr>
-            <w:tcW w:type="dxa" w:w="1191"/>
-          </w:tcPr>
-          <w:p>
-            <w:r>
-              <w:rPr>
-                <w:b w:val="0"/>
-                <w:i w:val="0"/>
-                <w:color w:val="64748B"/>
-                <w:sz w:val="16"/>
-              </w:rPr>
-              <w:t>GT-CQ</w:t>
-            </w:r>
-          </w:p>
-        </w:tc>
-        <w:tc>
-          <w:tcPr>
-            <w:tcW w:type="dxa" w:w="4706"/>
-          </w:tcPr>
-          <w:p>
-            <w:r>
-              <w:rPr>
-                <w:b w:val="0"/>
-                <w:i w:val="0"/>
-                <w:sz w:val="17"/>
-              </w:rPr>
-              <w:t>Prière de corriger ou de confirmer avec le QG.</w:t>
-            </w:r>
-          </w:p>
-        </w:tc>
-      </w:tr>
-      <w:tr>
-        <w:tc>
-          <w:tcPr>
-            <w:tcW w:type="dxa" w:w="964"/>
-          </w:tcPr>
-          <w:p>
-            <w:r>
-              <w:rPr>
-                <w:b/>
-                <w:i w:val="0"/>
-                <w:color w:val="EA580C"/>
-                <w:sz w:val="16"/>
-              </w:rPr>
-              <w:t>Moyenne</w:t>
-            </w:r>
-          </w:p>
-        </w:tc>
-        <w:tc>
-          <w:tcPr>
-            <w:tcW w:type="dxa" w:w="1247"/>
-          </w:tcPr>
-          <w:p>
-            <w:r>
-              <w:rPr>
-                <w:b/>
-                <w:i w:val="0"/>
-                <w:sz w:val="16"/>
-              </w:rPr>
-              <w:t>S01</w:t>
-              <w:br/>
-            </w:r>
-            <w:r>
-              <w:rPr>
-                <w:b w:val="0"/>
-                <w:i w:val="0"/>
-                <w:color w:val="64748B"/>
-                <w:sz w:val="14"/>
-              </w:rPr>
-              <w:t>Démographie</w:t>
-            </w:r>
-          </w:p>
-        </w:tc>
-        <w:tc>
-          <w:tcPr>
-            <w:tcW w:type="dxa" w:w="1531"/>
-          </w:tcPr>
-          <w:p>
-            <w:r>
-              <w:rPr>
-                <w:b/>
-                <w:i w:val="0"/>
-                <w:color w:val="16A34A"/>
-                <w:sz w:val="16"/>
-              </w:rPr>
-              <w:t>—</w:t>
-            </w:r>
-          </w:p>
-        </w:tc>
-        <w:tc>
-          <w:tcPr>
-            <w:tcW w:type="dxa" w:w="1191"/>
-          </w:tcPr>
-          <w:p>
-            <w:r>
-              <w:rPr>
-                <w:b w:val="0"/>
-                <w:i w:val="0"/>
-                <w:color w:val="64748B"/>
-                <w:sz w:val="16"/>
-              </w:rPr>
-              <w:t>GT-CQ</w:t>
-            </w:r>
-          </w:p>
-        </w:tc>
-        <w:tc>
-          <w:tcPr>
-            <w:tcW w:type="dxa" w:w="4706"/>
-          </w:tcPr>
-          <w:p>
-            <w:r>
-              <w:rPr>
-                <w:b w:val="0"/>
-                <w:i w:val="0"/>
-                <w:sz w:val="17"/>
-              </w:rPr>
-              <w:t>Prière de verifier l'information donnée par MARIAMA BADIANE ou corriger au niveau de la section 1.</w:t>
-            </w:r>
-          </w:p>
-        </w:tc>
-      </w:tr>
-      <w:tr>
-        <w:tc>
-          <w:tcPr>
-            <w:tcW w:type="dxa" w:w="964"/>
-          </w:tcPr>
-          <w:p>
-            <w:r>
-              <w:rPr>
-                <w:b/>
-                <w:i w:val="0"/>
-                <w:color w:val="EA580C"/>
-                <w:sz w:val="16"/>
-              </w:rPr>
-              <w:t>Moyenne</w:t>
-            </w:r>
-          </w:p>
-        </w:tc>
-        <w:tc>
-          <w:tcPr>
-            <w:tcW w:type="dxa" w:w="1247"/>
-          </w:tcPr>
-          <w:p>
-            <w:r>
-              <w:rPr>
-                <w:b/>
-                <w:i w:val="0"/>
-                <w:sz w:val="16"/>
-              </w:rPr>
-              <w:t>S01</w:t>
-              <w:br/>
-            </w:r>
-            <w:r>
-              <w:rPr>
-                <w:b w:val="0"/>
-                <w:i w:val="0"/>
-                <w:color w:val="64748B"/>
-                <w:sz w:val="14"/>
-              </w:rPr>
-              <w:t>Démographie</w:t>
-            </w:r>
-          </w:p>
-        </w:tc>
-        <w:tc>
-          <w:tcPr>
-            <w:tcW w:type="dxa" w:w="1531"/>
-          </w:tcPr>
-          <w:p>
-            <w:r>
-              <w:rPr>
-                <w:b/>
-                <w:i w:val="0"/>
-                <w:color w:val="16A34A"/>
-                <w:sz w:val="16"/>
-              </w:rPr>
-              <w:t>s00q27, s01q03a, s01q03b, s01q03c, s01q00b</w:t>
-            </w:r>
-          </w:p>
-        </w:tc>
-        <w:tc>
-          <w:tcPr>
-            <w:tcW w:type="dxa" w:w="1191"/>
-          </w:tcPr>
-          <w:p>
-            <w:r>
-              <w:rPr>
-                <w:b w:val="0"/>
-                <w:i w:val="0"/>
-                <w:color w:val="64748B"/>
-                <w:sz w:val="16"/>
-              </w:rPr>
-              <w:t>GT-CQ</w:t>
-            </w:r>
-          </w:p>
-        </w:tc>
-        <w:tc>
-          <w:tcPr>
-            <w:tcW w:type="dxa" w:w="4706"/>
-          </w:tcPr>
-          <w:p>
-            <w:r>
-              <w:rPr>
-                <w:b w:val="0"/>
-                <w:i w:val="0"/>
-                <w:sz w:val="17"/>
-              </w:rPr>
-              <w:t>Les informations sur l'acte de naissance (ni Jours, ni mois et ni années) de  AMINE BIGUÉ KA  manquent, s'il vous plait pouvez-vous fournir d'effort pour avoir ces informations.</w:t>
-            </w:r>
-          </w:p>
-        </w:tc>
-      </w:tr>
-      <w:tr>
-        <w:tc>
-          <w:tcPr>
-            <w:tcW w:type="dxa" w:w="964"/>
-          </w:tcPr>
-          <w:p>
-            <w:r>
-              <w:rPr>
-                <w:b/>
-                <w:i w:val="0"/>
-                <w:color w:val="EA580C"/>
-                <w:sz w:val="16"/>
-              </w:rPr>
-              <w:t>Moyenne</w:t>
-            </w:r>
-          </w:p>
-        </w:tc>
-        <w:tc>
-          <w:tcPr>
-            <w:tcW w:type="dxa" w:w="1247"/>
-          </w:tcPr>
-          <w:p>
-            <w:r>
-              <w:rPr>
-                <w:b/>
-                <w:i w:val="0"/>
-                <w:sz w:val="16"/>
-              </w:rPr>
-              <w:t>S01</w:t>
-              <w:br/>
-            </w:r>
-            <w:r>
-              <w:rPr>
-                <w:b w:val="0"/>
-                <w:i w:val="0"/>
-                <w:color w:val="64748B"/>
-                <w:sz w:val="14"/>
-              </w:rPr>
-              <w:t>Démographie</w:t>
-            </w:r>
-          </w:p>
-        </w:tc>
-        <w:tc>
-          <w:tcPr>
-            <w:tcW w:type="dxa" w:w="1531"/>
-          </w:tcPr>
-          <w:p>
-            <w:r>
-              <w:rPr>
-                <w:b/>
-                <w:i w:val="0"/>
-                <w:color w:val="16A34A"/>
-                <w:sz w:val="16"/>
-              </w:rPr>
-              <w:t>s00q27, s01q03a, s01q03b, s01q03c, s01q00b</w:t>
-            </w:r>
-          </w:p>
-        </w:tc>
-        <w:tc>
-          <w:tcPr>
-            <w:tcW w:type="dxa" w:w="1191"/>
-          </w:tcPr>
-          <w:p>
-            <w:r>
-              <w:rPr>
-                <w:b w:val="0"/>
-                <w:i w:val="0"/>
-                <w:color w:val="64748B"/>
-                <w:sz w:val="16"/>
-              </w:rPr>
-              <w:t>GT-CQ</w:t>
-            </w:r>
-          </w:p>
-        </w:tc>
-        <w:tc>
-          <w:tcPr>
-            <w:tcW w:type="dxa" w:w="4706"/>
-          </w:tcPr>
-          <w:p>
-            <w:r>
-              <w:rPr>
-                <w:b w:val="0"/>
-                <w:i w:val="0"/>
-                <w:sz w:val="17"/>
-              </w:rPr>
-              <w:t>Les informations sur l'acte de naissance (ni Jours, ni mois et ni années) de  AMY NDAO KA  manquent, s'il vous plait pouvez-vous fournir d'effort pour avoir ces informations.</w:t>
-            </w:r>
-          </w:p>
-        </w:tc>
-      </w:tr>
-      <w:tr>
-        <w:tc>
-          <w:tcPr>
-            <w:tcW w:type="dxa" w:w="964"/>
-          </w:tcPr>
-          <w:p>
-            <w:r>
-              <w:rPr>
-                <w:b/>
-                <w:i w:val="0"/>
-                <w:color w:val="EA580C"/>
-                <w:sz w:val="16"/>
-              </w:rPr>
-              <w:t>Moyenne</w:t>
-            </w:r>
-          </w:p>
-        </w:tc>
-        <w:tc>
-          <w:tcPr>
-            <w:tcW w:type="dxa" w:w="1247"/>
-          </w:tcPr>
-          <w:p>
-            <w:r>
-              <w:rPr>
-                <w:b/>
-                <w:i w:val="0"/>
-                <w:sz w:val="16"/>
-              </w:rPr>
-              <w:t>S01</w:t>
-              <w:br/>
-            </w:r>
-            <w:r>
-              <w:rPr>
-                <w:b w:val="0"/>
-                <w:i w:val="0"/>
-                <w:color w:val="64748B"/>
-                <w:sz w:val="14"/>
-              </w:rPr>
-              <w:t>Démographie</w:t>
-            </w:r>
-          </w:p>
-        </w:tc>
-        <w:tc>
-          <w:tcPr>
-            <w:tcW w:type="dxa" w:w="1531"/>
-          </w:tcPr>
-          <w:p>
-            <w:r>
-              <w:rPr>
-                <w:b/>
-                <w:i w:val="0"/>
-                <w:color w:val="16A34A"/>
-                <w:sz w:val="16"/>
-              </w:rPr>
-              <w:t>s00q27, s01q03a, s01q03b, s01q03c, s01q00b</w:t>
-            </w:r>
-          </w:p>
-        </w:tc>
-        <w:tc>
-          <w:tcPr>
-            <w:tcW w:type="dxa" w:w="1191"/>
-          </w:tcPr>
-          <w:p>
-            <w:r>
-              <w:rPr>
-                <w:b w:val="0"/>
-                <w:i w:val="0"/>
-                <w:color w:val="64748B"/>
-                <w:sz w:val="16"/>
-              </w:rPr>
-              <w:t>GT-CQ</w:t>
-            </w:r>
-          </w:p>
-        </w:tc>
-        <w:tc>
-          <w:tcPr>
-            <w:tcW w:type="dxa" w:w="4706"/>
-          </w:tcPr>
-          <w:p>
-            <w:r>
-              <w:rPr>
-                <w:b w:val="0"/>
-                <w:i w:val="0"/>
-                <w:sz w:val="17"/>
-              </w:rPr>
-              <w:t>Les informations sur l'acte de naissance (ni Jours, ni mois et ni années) de  MOUHAMED KA  manquent, s'il vous plait pouvez-vous fournir d'effort pour avoir ces informations.</w:t>
-            </w:r>
-          </w:p>
-        </w:tc>
-      </w:tr>
-      <w:tr>
-        <w:tc>
-          <w:tcPr>
-            <w:tcW w:type="dxa" w:w="964"/>
-          </w:tcPr>
-          <w:p>
-            <w:r>
-              <w:rPr>
-                <w:b/>
-                <w:i w:val="0"/>
-                <w:color w:val="EA580C"/>
-                <w:sz w:val="16"/>
-              </w:rPr>
-              <w:t>Moyenne</w:t>
-            </w:r>
-          </w:p>
-        </w:tc>
-        <w:tc>
-          <w:tcPr>
-            <w:tcW w:type="dxa" w:w="1247"/>
-          </w:tcPr>
-          <w:p>
-            <w:r>
-              <w:rPr>
-                <w:b/>
-                <w:i w:val="0"/>
-                <w:sz w:val="16"/>
-              </w:rPr>
-              <w:t>S02</w:t>
-              <w:br/>
-            </w:r>
-            <w:r>
-              <w:rPr>
-                <w:b w:val="0"/>
-                <w:i w:val="0"/>
-                <w:color w:val="64748B"/>
-                <w:sz w:val="14"/>
-              </w:rPr>
-              <w:t>Éducation</w:t>
-            </w:r>
-          </w:p>
-        </w:tc>
-        <w:tc>
-          <w:tcPr>
-            <w:tcW w:type="dxa" w:w="1531"/>
-          </w:tcPr>
-          <w:p>
-            <w:r>
-              <w:rPr>
-                <w:b/>
-                <w:i w:val="0"/>
-                <w:color w:val="16A34A"/>
-                <w:sz w:val="16"/>
-              </w:rPr>
-              <w:t>—</w:t>
-            </w:r>
-          </w:p>
-        </w:tc>
-        <w:tc>
-          <w:tcPr>
-            <w:tcW w:type="dxa" w:w="1191"/>
-          </w:tcPr>
-          <w:p>
-            <w:r>
-              <w:rPr>
-                <w:b w:val="0"/>
-                <w:i w:val="0"/>
-                <w:color w:val="64748B"/>
-                <w:sz w:val="16"/>
-              </w:rPr>
-              <w:t>GT-CQ</w:t>
-            </w:r>
-          </w:p>
-        </w:tc>
-        <w:tc>
-          <w:tcPr>
-            <w:tcW w:type="dxa" w:w="4706"/>
-          </w:tcPr>
-          <w:p>
-            <w:r>
-              <w:rPr>
-                <w:b w:val="0"/>
-                <w:i w:val="0"/>
-                <w:sz w:val="17"/>
-              </w:rPr>
-              <w:t>veuillez, s'il vous plait, confirmer les frais de scolarité ( 5000 FCFA) payée de ADJIA SEUYE  KA avec le QG ou apporter les corrections nécessaires.</w:t>
-            </w:r>
-          </w:p>
-        </w:tc>
-      </w:tr>
-      <w:tr>
-        <w:tc>
-          <w:tcPr>
-            <w:tcW w:type="dxa" w:w="964"/>
-          </w:tcPr>
-          <w:p>
-            <w:r>
-              <w:rPr>
-                <w:b/>
-                <w:i w:val="0"/>
-                <w:color w:val="EA580C"/>
-                <w:sz w:val="16"/>
-              </w:rPr>
-              <w:t>Moyenne</w:t>
-            </w:r>
-          </w:p>
-        </w:tc>
-        <w:tc>
-          <w:tcPr>
-            <w:tcW w:type="dxa" w:w="1247"/>
-          </w:tcPr>
-          <w:p>
-            <w:r>
-              <w:rPr>
-                <w:b/>
-                <w:i w:val="0"/>
-                <w:sz w:val="16"/>
-              </w:rPr>
-              <w:t>S02</w:t>
-              <w:br/>
-            </w:r>
-            <w:r>
-              <w:rPr>
-                <w:b w:val="0"/>
-                <w:i w:val="0"/>
-                <w:color w:val="64748B"/>
-                <w:sz w:val="14"/>
-              </w:rPr>
-              <w:t>Éducation</w:t>
-            </w:r>
-          </w:p>
-        </w:tc>
-        <w:tc>
-          <w:tcPr>
-            <w:tcW w:type="dxa" w:w="1531"/>
-          </w:tcPr>
-          <w:p>
-            <w:r>
-              <w:rPr>
-                <w:b/>
-                <w:i w:val="0"/>
-                <w:color w:val="16A34A"/>
-                <w:sz w:val="16"/>
-              </w:rPr>
-              <w:t>—</w:t>
-            </w:r>
-          </w:p>
-        </w:tc>
-        <w:tc>
-          <w:tcPr>
-            <w:tcW w:type="dxa" w:w="1191"/>
-          </w:tcPr>
-          <w:p>
-            <w:r>
-              <w:rPr>
-                <w:b w:val="0"/>
-                <w:i w:val="0"/>
-                <w:color w:val="64748B"/>
-                <w:sz w:val="16"/>
-              </w:rPr>
-              <w:t>GT-CQ</w:t>
-            </w:r>
-          </w:p>
-        </w:tc>
-        <w:tc>
-          <w:tcPr>
-            <w:tcW w:type="dxa" w:w="4706"/>
-          </w:tcPr>
-          <w:p>
-            <w:r>
-              <w:rPr>
-                <w:b w:val="0"/>
-                <w:i w:val="0"/>
-                <w:sz w:val="17"/>
-              </w:rPr>
               <w:t>Prière de corriger ou confirmer cette information avec le QG.</w:t>
-            </w:r>
-          </w:p>
-        </w:tc>
-      </w:tr>
-      <w:tr>
-        <w:tc>
-          <w:tcPr>
-            <w:tcW w:type="dxa" w:w="964"/>
-          </w:tcPr>
-          <w:p>
-            <w:r>
-              <w:rPr>
-                <w:b/>
-                <w:i w:val="0"/>
-                <w:color w:val="EA580C"/>
-                <w:sz w:val="16"/>
-              </w:rPr>
-              <w:t>Moyenne</w:t>
-            </w:r>
-          </w:p>
-        </w:tc>
-        <w:tc>
-          <w:tcPr>
-            <w:tcW w:type="dxa" w:w="1247"/>
-          </w:tcPr>
-          <w:p>
-            <w:r>
-              <w:rPr>
-                <w:b/>
-                <w:i w:val="0"/>
-                <w:sz w:val="16"/>
-              </w:rPr>
-              <w:t>S02</w:t>
-              <w:br/>
-            </w:r>
-            <w:r>
-              <w:rPr>
-                <w:b w:val="0"/>
-                <w:i w:val="0"/>
-                <w:color w:val="64748B"/>
-                <w:sz w:val="14"/>
-              </w:rPr>
-              <w:t>Éducation</w:t>
-            </w:r>
-          </w:p>
-        </w:tc>
-        <w:tc>
-          <w:tcPr>
-            <w:tcW w:type="dxa" w:w="1531"/>
-          </w:tcPr>
-          <w:p>
-            <w:r>
-              <w:rPr>
-                <w:b/>
-                <w:i w:val="0"/>
-                <w:color w:val="16A34A"/>
-                <w:sz w:val="16"/>
-              </w:rPr>
-              <w:t>—</w:t>
-            </w:r>
-          </w:p>
-        </w:tc>
-        <w:tc>
-          <w:tcPr>
-            <w:tcW w:type="dxa" w:w="1191"/>
-          </w:tcPr>
-          <w:p>
-            <w:r>
-              <w:rPr>
-                <w:b w:val="0"/>
-                <w:i w:val="0"/>
-                <w:color w:val="64748B"/>
-                <w:sz w:val="16"/>
-              </w:rPr>
-              <w:t>GT-CQ</w:t>
-            </w:r>
-          </w:p>
-        </w:tc>
-        <w:tc>
-          <w:tcPr>
-            <w:tcW w:type="dxa" w:w="4706"/>
-          </w:tcPr>
-          <w:p>
-            <w:r>
-              <w:rPr>
-                <w:b w:val="0"/>
-                <w:i w:val="0"/>
-                <w:sz w:val="17"/>
-              </w:rPr>
-              <w:t>veuillez, s'il vous plait, confirmer les frais de scolarité ( 5000 FCFA) payée de OUMY SARR avec le QG ou apporter les corrections nécessaires.</w:t>
-            </w:r>
-          </w:p>
-        </w:tc>
-      </w:tr>
-      <w:tr>
-        <w:tc>
-          <w:tcPr>
-            <w:tcW w:type="dxa" w:w="964"/>
-          </w:tcPr>
-          <w:p>
-            <w:r>
-              <w:rPr>
-                <w:b/>
-                <w:i w:val="0"/>
-                <w:color w:val="EA580C"/>
-                <w:sz w:val="16"/>
-              </w:rPr>
-              <w:t>Moyenne</w:t>
-            </w:r>
-          </w:p>
-        </w:tc>
-        <w:tc>
-          <w:tcPr>
-            <w:tcW w:type="dxa" w:w="1247"/>
-          </w:tcPr>
-          <w:p>
-            <w:r>
-              <w:rPr>
-                <w:b/>
-                <w:i w:val="0"/>
-                <w:sz w:val="16"/>
-              </w:rPr>
-              <w:t>S02</w:t>
-              <w:br/>
-            </w:r>
-            <w:r>
-              <w:rPr>
-                <w:b w:val="0"/>
-                <w:i w:val="0"/>
-                <w:color w:val="64748B"/>
-                <w:sz w:val="14"/>
-              </w:rPr>
-              <w:t>Éducation</w:t>
-            </w:r>
-          </w:p>
-        </w:tc>
-        <w:tc>
-          <w:tcPr>
-            <w:tcW w:type="dxa" w:w="1531"/>
-          </w:tcPr>
-          <w:p>
-            <w:r>
-              <w:rPr>
-                <w:b/>
-                <w:i w:val="0"/>
-                <w:color w:val="16A34A"/>
-                <w:sz w:val="16"/>
-              </w:rPr>
-              <w:t>—</w:t>
-            </w:r>
-          </w:p>
-        </w:tc>
-        <w:tc>
-          <w:tcPr>
-            <w:tcW w:type="dxa" w:w="1191"/>
-          </w:tcPr>
-          <w:p>
-            <w:r>
-              <w:rPr>
-                <w:b w:val="0"/>
-                <w:i w:val="0"/>
-                <w:color w:val="64748B"/>
-                <w:sz w:val="16"/>
-              </w:rPr>
-              <w:t>GT-CQ</w:t>
-            </w:r>
-          </w:p>
-        </w:tc>
-        <w:tc>
-          <w:tcPr>
-            <w:tcW w:type="dxa" w:w="4706"/>
-          </w:tcPr>
-          <w:p>
-            <w:r>
-              <w:rPr>
-                <w:b w:val="0"/>
-                <w:i w:val="0"/>
-                <w:sz w:val="17"/>
-              </w:rPr>
-              <w:t>veuillez, s'il vous plait, confirmer les frais de scolarité ( 5000 FCFA) payée de ALY NDOA avec le QG ou apporter les corrections nécessaires.</w:t>
             </w:r>
           </w:p>
         </w:tc>
